--- a/doitservices.docx
+++ b/doitservices.docx
@@ -14,14 +14,7 @@
           <w:b/>
           <w:sz w:val="20"/>
         </w:rPr>
-        <w:t>X</w:t>
-      </w:r>
-      <w:r>
-        <w:rPr>
-          <w:b/>
-          <w:sz w:val="20"/>
-        </w:rPr>
-        <w:t>enelasia</w:t>
+        <w:t>Xenelasia</w:t>
       </w:r>
       <w:proofErr w:type="spellEnd"/>
       <w:r>
@@ -252,14 +245,14 @@
       </w:r>
       <w:proofErr w:type="gramStart"/>
       <w:r>
-        <w:t xml:space="preserve">Services </w:t>
-      </w:r>
-      <w:r>
-        <w:t xml:space="preserve"> —</w:t>
+        <w:t>Services  —</w:t>
       </w:r>
       <w:proofErr w:type="gramEnd"/>
       <w:r>
-        <w:t xml:space="preserve"> QUOTATION </w:t>
+        <w:t xml:space="preserve"> </w:t>
+      </w:r>
+      <w:r>
+        <w:t xml:space="preserve">Agreement </w:t>
       </w:r>
     </w:p>
     <w:p/>
@@ -273,2164 +266,609 @@
         <w:t xml:space="preserve">Date: </w:t>
       </w:r>
       <w:r>
-        <w:t>12</w:t>
-      </w:r>
-      <w:r>
-        <w:t xml:space="preserve"> </w:t>
-      </w:r>
-      <w:r>
-        <w:t>May</w:t>
-      </w:r>
-      <w:r>
-        <w:t xml:space="preserve"> 2026 </w:t>
-      </w:r>
-    </w:p>
-    <w:p>
-      <w:pPr>
-        <w:spacing w:after="0"/>
-        <w:ind w:left="-5" w:hanging="10"/>
-        <w:jc w:val="both"/>
-        <w:rPr>
-          <w:b/>
-          <w:sz w:val="24"/>
-        </w:rPr>
-      </w:pPr>
-      <w:r>
-        <w:rPr>
-          <w:b/>
-          <w:sz w:val="24"/>
-          <w:u w:val="single" w:color="000000"/>
-        </w:rPr>
-        <w:t>Pricing Overview</w:t>
-      </w:r>
-      <w:r>
-        <w:rPr>
-          <w:b/>
-          <w:sz w:val="24"/>
-        </w:rPr>
-        <w:t xml:space="preserve"> </w:t>
-      </w:r>
-    </w:p>
-    <w:p>
-      <w:pPr>
-        <w:spacing w:after="0"/>
-        <w:ind w:left="-5" w:hanging="10"/>
-        <w:jc w:val="both"/>
-      </w:pPr>
-    </w:p>
-    <w:tbl>
-      <w:tblPr>
-        <w:tblStyle w:val="TableGrid"/>
-        <w:tblW w:w="11203" w:type="dxa"/>
-        <w:tblInd w:w="-427" w:type="dxa"/>
-        <w:tblCellMar>
-          <w:top w:w="5" w:type="dxa"/>
-          <w:left w:w="108" w:type="dxa"/>
-          <w:bottom w:w="0" w:type="dxa"/>
-          <w:right w:w="115" w:type="dxa"/>
-        </w:tblCellMar>
-        <w:tblLook w:val="04A0" w:firstRow="1" w:lastRow="0" w:firstColumn="1" w:lastColumn="0" w:noHBand="0" w:noVBand="1"/>
-      </w:tblPr>
-      <w:tblGrid>
-        <w:gridCol w:w="9076"/>
-        <w:gridCol w:w="2127"/>
-      </w:tblGrid>
-      <w:tr>
-        <w:trPr>
-          <w:trHeight w:val="302"/>
-        </w:trPr>
-        <w:tc>
-          <w:tcPr>
-            <w:tcW w:w="9076" w:type="dxa"/>
-            <w:tcBorders>
-              <w:top w:val="single" w:sz="4" w:space="0" w:color="000000"/>
-              <w:left w:val="single" w:sz="4" w:space="0" w:color="000000"/>
-              <w:bottom w:val="single" w:sz="4" w:space="0" w:color="000000"/>
-              <w:right w:val="single" w:sz="4" w:space="0" w:color="000000"/>
-            </w:tcBorders>
-          </w:tcPr>
-          <w:p>
-            <w:pPr>
-              <w:spacing w:after="0"/>
-              <w:rPr>
-                <w:sz w:val="20"/>
-                <w:szCs w:val="20"/>
-              </w:rPr>
-            </w:pPr>
-            <w:r>
-              <w:rPr>
-                <w:b/>
-                <w:sz w:val="20"/>
-                <w:szCs w:val="20"/>
-              </w:rPr>
-              <w:t>Development Cost (One-Time)</w:t>
-            </w:r>
-          </w:p>
-        </w:tc>
-        <w:tc>
-          <w:tcPr>
-            <w:tcW w:w="2127" w:type="dxa"/>
-            <w:tcBorders>
-              <w:top w:val="single" w:sz="4" w:space="0" w:color="000000"/>
-              <w:left w:val="single" w:sz="4" w:space="0" w:color="000000"/>
-              <w:bottom w:val="single" w:sz="4" w:space="0" w:color="000000"/>
-              <w:right w:val="single" w:sz="4" w:space="0" w:color="000000"/>
-            </w:tcBorders>
-          </w:tcPr>
-          <w:p>
-            <w:pPr>
-              <w:spacing w:after="0"/>
-              <w:rPr>
-                <w:sz w:val="20"/>
-                <w:szCs w:val="20"/>
-              </w:rPr>
-            </w:pPr>
-            <w:r>
-              <w:rPr>
-                <w:b/>
-                <w:sz w:val="20"/>
-                <w:szCs w:val="20"/>
-              </w:rPr>
-              <w:t xml:space="preserve">Cost (INR) </w:t>
-            </w:r>
-          </w:p>
-        </w:tc>
-      </w:tr>
-      <w:tr>
-        <w:trPr>
-          <w:trHeight w:val="302"/>
-        </w:trPr>
-        <w:tc>
-          <w:tcPr>
-            <w:tcW w:w="9076" w:type="dxa"/>
-            <w:tcBorders>
-              <w:top w:val="single" w:sz="4" w:space="0" w:color="000000"/>
-              <w:left w:val="single" w:sz="4" w:space="0" w:color="000000"/>
-              <w:bottom w:val="single" w:sz="4" w:space="0" w:color="000000"/>
-              <w:right w:val="single" w:sz="4" w:space="0" w:color="000000"/>
-            </w:tcBorders>
-          </w:tcPr>
-          <w:p>
-            <w:pPr>
-              <w:spacing w:after="0"/>
-              <w:rPr>
-                <w:sz w:val="20"/>
-                <w:szCs w:val="20"/>
-              </w:rPr>
-            </w:pPr>
-            <w:r>
-              <w:rPr>
-                <w:i/>
-                <w:sz w:val="20"/>
-                <w:szCs w:val="20"/>
-              </w:rPr>
-              <w:t xml:space="preserve">Backend Development </w:t>
-            </w:r>
-          </w:p>
-        </w:tc>
-        <w:tc>
-          <w:tcPr>
-            <w:tcW w:w="2127" w:type="dxa"/>
-            <w:tcBorders>
-              <w:top w:val="single" w:sz="4" w:space="0" w:color="000000"/>
-              <w:left w:val="single" w:sz="4" w:space="0" w:color="000000"/>
-              <w:bottom w:val="single" w:sz="4" w:space="0" w:color="000000"/>
-              <w:right w:val="single" w:sz="4" w:space="0" w:color="000000"/>
-            </w:tcBorders>
-          </w:tcPr>
-          <w:p>
-            <w:pPr>
-              <w:spacing w:after="0"/>
-              <w:rPr>
-                <w:sz w:val="20"/>
-                <w:szCs w:val="20"/>
-              </w:rPr>
-            </w:pPr>
-            <w:r>
-              <w:rPr>
-                <w:i/>
-                <w:sz w:val="20"/>
-                <w:szCs w:val="20"/>
-              </w:rPr>
-              <w:t>~₹</w:t>
-            </w:r>
-            <w:r>
-              <w:rPr>
-                <w:i/>
-                <w:sz w:val="20"/>
-                <w:szCs w:val="20"/>
-              </w:rPr>
-              <w:t>20,000</w:t>
-            </w:r>
-          </w:p>
-        </w:tc>
-      </w:tr>
-      <w:tr>
-        <w:trPr>
-          <w:trHeight w:val="302"/>
-        </w:trPr>
-        <w:tc>
-          <w:tcPr>
-            <w:tcW w:w="9076" w:type="dxa"/>
-            <w:tcBorders>
-              <w:top w:val="single" w:sz="4" w:space="0" w:color="000000"/>
-              <w:left w:val="single" w:sz="4" w:space="0" w:color="000000"/>
-              <w:bottom w:val="single" w:sz="4" w:space="0" w:color="000000"/>
-              <w:right w:val="single" w:sz="4" w:space="0" w:color="000000"/>
-            </w:tcBorders>
-          </w:tcPr>
-          <w:p>
-            <w:pPr>
-              <w:spacing w:after="0"/>
-              <w:rPr>
-                <w:sz w:val="20"/>
-                <w:szCs w:val="20"/>
-              </w:rPr>
-            </w:pPr>
-            <w:r>
-              <w:rPr>
-                <w:i/>
-                <w:sz w:val="20"/>
-                <w:szCs w:val="20"/>
-              </w:rPr>
-              <w:t xml:space="preserve">Frontend </w:t>
-            </w:r>
-            <w:r>
-              <w:rPr>
-                <w:i/>
-                <w:sz w:val="20"/>
-                <w:szCs w:val="20"/>
-              </w:rPr>
-              <w:t>Staff Panel (PWA)</w:t>
-            </w:r>
-          </w:p>
-        </w:tc>
-        <w:tc>
-          <w:tcPr>
-            <w:tcW w:w="2127" w:type="dxa"/>
-            <w:tcBorders>
-              <w:top w:val="single" w:sz="4" w:space="0" w:color="000000"/>
-              <w:left w:val="single" w:sz="4" w:space="0" w:color="000000"/>
-              <w:bottom w:val="single" w:sz="4" w:space="0" w:color="000000"/>
-              <w:right w:val="single" w:sz="4" w:space="0" w:color="000000"/>
-            </w:tcBorders>
-          </w:tcPr>
-          <w:p>
-            <w:pPr>
-              <w:spacing w:after="0"/>
-              <w:rPr>
-                <w:sz w:val="20"/>
-                <w:szCs w:val="20"/>
-              </w:rPr>
-            </w:pPr>
-            <w:r>
-              <w:rPr>
-                <w:i/>
-                <w:sz w:val="20"/>
-                <w:szCs w:val="20"/>
-              </w:rPr>
-              <w:t>~₹1</w:t>
-            </w:r>
-            <w:r>
-              <w:rPr>
-                <w:i/>
-                <w:sz w:val="20"/>
-                <w:szCs w:val="20"/>
-              </w:rPr>
-              <w:t>7</w:t>
-            </w:r>
-            <w:r>
-              <w:rPr>
-                <w:i/>
-                <w:sz w:val="20"/>
-                <w:szCs w:val="20"/>
-              </w:rPr>
-              <w:t xml:space="preserve">,000 </w:t>
-            </w:r>
-          </w:p>
-        </w:tc>
-      </w:tr>
-      <w:tr>
-        <w:trPr>
-          <w:trHeight w:val="305"/>
-        </w:trPr>
-        <w:tc>
-          <w:tcPr>
-            <w:tcW w:w="9076" w:type="dxa"/>
-            <w:tcBorders>
-              <w:top w:val="single" w:sz="4" w:space="0" w:color="000000"/>
-              <w:left w:val="single" w:sz="4" w:space="0" w:color="000000"/>
-              <w:bottom w:val="single" w:sz="4" w:space="0" w:color="000000"/>
-              <w:right w:val="single" w:sz="4" w:space="0" w:color="000000"/>
-            </w:tcBorders>
-          </w:tcPr>
-          <w:p>
-            <w:pPr>
-              <w:spacing w:after="0"/>
-              <w:rPr>
-                <w:sz w:val="20"/>
-                <w:szCs w:val="20"/>
-              </w:rPr>
-            </w:pPr>
-            <w:r>
-              <w:rPr>
-                <w:i/>
-                <w:sz w:val="20"/>
-                <w:szCs w:val="20"/>
-              </w:rPr>
-              <w:t xml:space="preserve">Admin dashboard with live updates </w:t>
-            </w:r>
-          </w:p>
-        </w:tc>
-        <w:tc>
-          <w:tcPr>
-            <w:tcW w:w="2127" w:type="dxa"/>
-            <w:tcBorders>
-              <w:top w:val="single" w:sz="4" w:space="0" w:color="000000"/>
-              <w:left w:val="single" w:sz="4" w:space="0" w:color="000000"/>
-              <w:bottom w:val="single" w:sz="4" w:space="0" w:color="000000"/>
-              <w:right w:val="single" w:sz="4" w:space="0" w:color="000000"/>
-            </w:tcBorders>
-          </w:tcPr>
-          <w:p>
-            <w:pPr>
-              <w:spacing w:after="0"/>
-              <w:rPr>
-                <w:sz w:val="20"/>
-                <w:szCs w:val="20"/>
-              </w:rPr>
-            </w:pPr>
-            <w:r>
-              <w:rPr>
-                <w:i/>
-                <w:sz w:val="20"/>
-                <w:szCs w:val="20"/>
-              </w:rPr>
-              <w:t>~₹</w:t>
-            </w:r>
-            <w:r>
-              <w:rPr>
-                <w:i/>
-                <w:sz w:val="20"/>
-                <w:szCs w:val="20"/>
-              </w:rPr>
-              <w:t>20</w:t>
-            </w:r>
-            <w:r>
-              <w:rPr>
-                <w:i/>
-                <w:sz w:val="20"/>
-                <w:szCs w:val="20"/>
-              </w:rPr>
-              <w:t xml:space="preserve">,000 </w:t>
-            </w:r>
-          </w:p>
-        </w:tc>
-      </w:tr>
-      <w:tr>
-        <w:trPr>
-          <w:trHeight w:val="305"/>
-        </w:trPr>
-        <w:tc>
-          <w:tcPr>
-            <w:tcW w:w="9076" w:type="dxa"/>
-            <w:tcBorders>
-              <w:top w:val="single" w:sz="4" w:space="0" w:color="000000"/>
-              <w:left w:val="single" w:sz="4" w:space="0" w:color="000000"/>
-              <w:bottom w:val="single" w:sz="4" w:space="0" w:color="000000"/>
-              <w:right w:val="single" w:sz="4" w:space="0" w:color="000000"/>
-            </w:tcBorders>
-          </w:tcPr>
-          <w:p>
-            <w:pPr>
-              <w:spacing w:after="0"/>
-              <w:rPr>
-                <w:i/>
-                <w:sz w:val="20"/>
-                <w:szCs w:val="20"/>
-              </w:rPr>
-            </w:pPr>
-            <w:r>
-              <w:rPr>
-                <w:i/>
-                <w:sz w:val="20"/>
-                <w:szCs w:val="20"/>
-              </w:rPr>
-              <w:t xml:space="preserve">Email integration </w:t>
-            </w:r>
-          </w:p>
-        </w:tc>
-        <w:tc>
-          <w:tcPr>
-            <w:tcW w:w="2127" w:type="dxa"/>
-            <w:tcBorders>
-              <w:top w:val="single" w:sz="4" w:space="0" w:color="000000"/>
-              <w:left w:val="single" w:sz="4" w:space="0" w:color="000000"/>
-              <w:bottom w:val="single" w:sz="4" w:space="0" w:color="000000"/>
-              <w:right w:val="single" w:sz="4" w:space="0" w:color="000000"/>
-            </w:tcBorders>
-          </w:tcPr>
-          <w:p>
-            <w:pPr>
-              <w:spacing w:after="0"/>
-              <w:rPr>
-                <w:i/>
-                <w:sz w:val="20"/>
-                <w:szCs w:val="20"/>
-              </w:rPr>
-            </w:pPr>
-            <w:r>
-              <w:rPr>
-                <w:i/>
-                <w:sz w:val="20"/>
-                <w:szCs w:val="20"/>
-              </w:rPr>
-              <w:t>~₹</w:t>
-            </w:r>
-            <w:r>
-              <w:rPr>
-                <w:i/>
-                <w:sz w:val="20"/>
-                <w:szCs w:val="20"/>
-              </w:rPr>
-              <w:t>3500</w:t>
-            </w:r>
-          </w:p>
-        </w:tc>
-      </w:tr>
-      <w:tr>
-        <w:trPr>
-          <w:trHeight w:val="305"/>
-        </w:trPr>
-        <w:tc>
-          <w:tcPr>
-            <w:tcW w:w="9076" w:type="dxa"/>
-            <w:tcBorders>
-              <w:top w:val="single" w:sz="4" w:space="0" w:color="000000"/>
-              <w:left w:val="single" w:sz="4" w:space="0" w:color="000000"/>
-              <w:bottom w:val="single" w:sz="4" w:space="0" w:color="000000"/>
-              <w:right w:val="single" w:sz="4" w:space="0" w:color="000000"/>
-            </w:tcBorders>
-          </w:tcPr>
-          <w:p>
-            <w:pPr>
-              <w:spacing w:after="0"/>
-              <w:rPr>
-                <w:i/>
-                <w:sz w:val="20"/>
-                <w:szCs w:val="20"/>
-              </w:rPr>
-            </w:pPr>
-            <w:r>
-              <w:rPr>
-                <w:i/>
-                <w:sz w:val="20"/>
-                <w:szCs w:val="20"/>
-              </w:rPr>
-              <w:t xml:space="preserve">Reports </w:t>
-            </w:r>
-            <w:r>
-              <w:rPr>
-                <w:i/>
-                <w:sz w:val="20"/>
-                <w:szCs w:val="20"/>
-              </w:rPr>
-              <w:t>and advanced filtering</w:t>
-            </w:r>
-          </w:p>
-        </w:tc>
-        <w:tc>
-          <w:tcPr>
-            <w:tcW w:w="2127" w:type="dxa"/>
-            <w:tcBorders>
-              <w:top w:val="single" w:sz="4" w:space="0" w:color="000000"/>
-              <w:left w:val="single" w:sz="4" w:space="0" w:color="000000"/>
-              <w:bottom w:val="single" w:sz="4" w:space="0" w:color="000000"/>
-              <w:right w:val="single" w:sz="4" w:space="0" w:color="000000"/>
-            </w:tcBorders>
-          </w:tcPr>
-          <w:p>
-            <w:pPr>
-              <w:spacing w:after="0"/>
-              <w:rPr>
-                <w:i/>
-                <w:sz w:val="20"/>
-                <w:szCs w:val="20"/>
-              </w:rPr>
-            </w:pPr>
-            <w:r>
-              <w:rPr>
-                <w:i/>
-                <w:sz w:val="20"/>
-                <w:szCs w:val="20"/>
-              </w:rPr>
-              <w:t>~₹</w:t>
-            </w:r>
-            <w:r>
-              <w:rPr>
-                <w:i/>
-                <w:sz w:val="20"/>
-                <w:szCs w:val="20"/>
-              </w:rPr>
-              <w:t>60</w:t>
-            </w:r>
-            <w:r>
-              <w:rPr>
-                <w:i/>
-                <w:sz w:val="20"/>
-                <w:szCs w:val="20"/>
-              </w:rPr>
-              <w:t>00</w:t>
-            </w:r>
-          </w:p>
-        </w:tc>
-      </w:tr>
-      <w:tr>
-        <w:trPr>
-          <w:trHeight w:val="302"/>
-        </w:trPr>
-        <w:tc>
-          <w:tcPr>
-            <w:tcW w:w="9076" w:type="dxa"/>
-            <w:tcBorders>
-              <w:top w:val="single" w:sz="4" w:space="0" w:color="000000"/>
-              <w:left w:val="single" w:sz="4" w:space="0" w:color="000000"/>
-              <w:bottom w:val="single" w:sz="4" w:space="0" w:color="000000"/>
-              <w:right w:val="single" w:sz="4" w:space="0" w:color="000000"/>
-            </w:tcBorders>
-          </w:tcPr>
-          <w:p>
-            <w:pPr>
-              <w:spacing w:after="0"/>
-              <w:rPr>
-                <w:bCs/>
-                <w:i/>
-                <w:sz w:val="20"/>
-                <w:szCs w:val="20"/>
-              </w:rPr>
-            </w:pPr>
-            <w:r>
-              <w:rPr>
-                <w:bCs/>
-                <w:i/>
-                <w:sz w:val="20"/>
-                <w:szCs w:val="20"/>
-              </w:rPr>
-              <w:t xml:space="preserve">Retailer ledger </w:t>
-            </w:r>
-          </w:p>
-        </w:tc>
-        <w:tc>
-          <w:tcPr>
-            <w:tcW w:w="2127" w:type="dxa"/>
-            <w:tcBorders>
-              <w:top w:val="single" w:sz="4" w:space="0" w:color="000000"/>
-              <w:left w:val="single" w:sz="4" w:space="0" w:color="000000"/>
-              <w:bottom w:val="single" w:sz="4" w:space="0" w:color="000000"/>
-              <w:right w:val="single" w:sz="4" w:space="0" w:color="000000"/>
-            </w:tcBorders>
-          </w:tcPr>
-          <w:p>
-            <w:pPr>
-              <w:spacing w:after="0"/>
-              <w:rPr>
-                <w:bCs/>
-                <w:sz w:val="20"/>
-                <w:szCs w:val="20"/>
-              </w:rPr>
-            </w:pPr>
-            <w:r>
-              <w:rPr>
-                <w:bCs/>
-                <w:i/>
-                <w:sz w:val="20"/>
-                <w:szCs w:val="20"/>
-              </w:rPr>
-              <w:t>~₹</w:t>
-            </w:r>
-            <w:r>
-              <w:rPr>
-                <w:bCs/>
-                <w:i/>
-                <w:sz w:val="20"/>
-                <w:szCs w:val="20"/>
-              </w:rPr>
-              <w:t>45</w:t>
-            </w:r>
-            <w:r>
-              <w:rPr>
-                <w:bCs/>
-                <w:i/>
-                <w:sz w:val="20"/>
-                <w:szCs w:val="20"/>
-              </w:rPr>
-              <w:t xml:space="preserve">00 </w:t>
-            </w:r>
-          </w:p>
-        </w:tc>
-      </w:tr>
-      <w:tr>
-        <w:trPr>
-          <w:trHeight w:val="302"/>
-        </w:trPr>
-        <w:tc>
-          <w:tcPr>
-            <w:tcW w:w="9076" w:type="dxa"/>
-            <w:tcBorders>
-              <w:top w:val="single" w:sz="4" w:space="0" w:color="000000"/>
-              <w:left w:val="single" w:sz="4" w:space="0" w:color="000000"/>
-              <w:bottom w:val="single" w:sz="4" w:space="0" w:color="000000"/>
-              <w:right w:val="single" w:sz="4" w:space="0" w:color="000000"/>
-            </w:tcBorders>
-          </w:tcPr>
-          <w:p>
-            <w:pPr>
-              <w:spacing w:after="0"/>
-              <w:rPr>
-                <w:b/>
-                <w:iCs/>
-                <w:sz w:val="20"/>
-                <w:szCs w:val="20"/>
-              </w:rPr>
-            </w:pPr>
-            <w:r>
-              <w:rPr>
-                <w:b/>
-                <w:iCs/>
-                <w:sz w:val="20"/>
-                <w:szCs w:val="20"/>
-              </w:rPr>
-              <w:t xml:space="preserve">Total </w:t>
-            </w:r>
-          </w:p>
-        </w:tc>
-        <w:tc>
-          <w:tcPr>
-            <w:tcW w:w="2127" w:type="dxa"/>
-            <w:tcBorders>
-              <w:top w:val="single" w:sz="4" w:space="0" w:color="000000"/>
-              <w:left w:val="single" w:sz="4" w:space="0" w:color="000000"/>
-              <w:bottom w:val="single" w:sz="4" w:space="0" w:color="000000"/>
-              <w:right w:val="single" w:sz="4" w:space="0" w:color="000000"/>
-            </w:tcBorders>
-          </w:tcPr>
-          <w:p>
-            <w:pPr>
-              <w:spacing w:after="0"/>
-              <w:rPr>
-                <w:b/>
-                <w:iCs/>
-                <w:sz w:val="20"/>
-                <w:szCs w:val="20"/>
-                <w:u w:val="single"/>
-              </w:rPr>
-            </w:pPr>
-            <w:r>
-              <w:rPr>
-                <w:b/>
-                <w:iCs/>
-                <w:sz w:val="20"/>
-                <w:szCs w:val="20"/>
-                <w:u w:val="single"/>
-              </w:rPr>
-              <w:t>~₹</w:t>
-            </w:r>
-            <w:r>
-              <w:rPr>
-                <w:b/>
-                <w:iCs/>
-                <w:sz w:val="20"/>
-                <w:szCs w:val="20"/>
-                <w:u w:val="single"/>
-              </w:rPr>
-              <w:t>7</w:t>
-            </w:r>
-            <w:r>
-              <w:rPr>
-                <w:b/>
-                <w:iCs/>
-                <w:sz w:val="20"/>
-                <w:szCs w:val="20"/>
-                <w:u w:val="single"/>
-              </w:rPr>
-              <w:t>1</w:t>
-            </w:r>
-            <w:r>
-              <w:rPr>
-                <w:b/>
-                <w:iCs/>
-                <w:sz w:val="20"/>
-                <w:szCs w:val="20"/>
-                <w:u w:val="single"/>
-              </w:rPr>
-              <w:t>000</w:t>
-            </w:r>
-          </w:p>
-        </w:tc>
-      </w:tr>
-    </w:tbl>
-    <w:p>
-      <w:pPr>
-        <w:spacing w:after="123"/>
-        <w:ind w:left="-5" w:hanging="10"/>
-        <w:rPr>
-          <w:b/>
-          <w:sz w:val="24"/>
-          <w:u w:val="single" w:color="000000"/>
-        </w:rPr>
-      </w:pPr>
-    </w:p>
-    <w:p>
-      <w:pPr>
-        <w:spacing w:after="123"/>
-        <w:ind w:left="-5" w:hanging="10"/>
-        <w:rPr>
+        <w:rPr>
+          <w:b/>
           <w:bCs/>
-          <w:i/>
-          <w:iCs/>
-          <w:sz w:val="24"/>
-          <w:u w:val="single" w:color="000000"/>
-        </w:rPr>
-      </w:pPr>
-      <w:r>
-        <w:rPr>
-          <w:noProof/>
-        </w:rPr>
-        <w:drawing>
-          <wp:anchor distT="0" distB="0" distL="114300" distR="114300" simplePos="0" relativeHeight="251659264" behindDoc="0" locked="0" layoutInCell="1" allowOverlap="0" wp14:anchorId="417F4820" wp14:editId="77C1E8D5">
-            <wp:simplePos x="0" y="0"/>
-            <wp:positionH relativeFrom="page">
-              <wp:posOffset>3465830</wp:posOffset>
-            </wp:positionH>
-            <wp:positionV relativeFrom="page">
-              <wp:posOffset>162560</wp:posOffset>
-            </wp:positionV>
-            <wp:extent cx="622935" cy="548488"/>
-            <wp:effectExtent l="0" t="0" r="0" b="0"/>
-            <wp:wrapTopAndBottom/>
-            <wp:docPr id="43" name="Picture 43"/>
-            <wp:cNvGraphicFramePr/>
-            <a:graphic xmlns:a="http://schemas.openxmlformats.org/drawingml/2006/main">
-              <a:graphicData uri="http://schemas.openxmlformats.org/drawingml/2006/picture">
-                <pic:pic xmlns:pic="http://schemas.openxmlformats.org/drawingml/2006/picture">
-                  <pic:nvPicPr>
-                    <pic:cNvPr id="43" name="Picture 43"/>
-                    <pic:cNvPicPr/>
-                  </pic:nvPicPr>
-                  <pic:blipFill>
-                    <a:blip r:embed="rId5"/>
-                    <a:stretch>
-                      <a:fillRect/>
-                    </a:stretch>
-                  </pic:blipFill>
-                  <pic:spPr>
-                    <a:xfrm flipV="1">
-                      <a:off x="0" y="0"/>
-                      <a:ext cx="622935" cy="548488"/>
-                    </a:xfrm>
-                    <a:prstGeom prst="rect">
-                      <a:avLst/>
-                    </a:prstGeom>
-                  </pic:spPr>
-                </pic:pic>
-              </a:graphicData>
-            </a:graphic>
-          </wp:anchor>
-        </w:drawing>
-      </w:r>
-      <w:r>
-        <w:rPr>
-          <w:b/>
-          <w:sz w:val="24"/>
-          <w:u w:val="single" w:color="000000"/>
-        </w:rPr>
-        <w:t>De</w:t>
-      </w:r>
-      <w:r>
-        <w:rPr>
-          <w:b/>
-          <w:sz w:val="24"/>
-          <w:u w:val="single" w:color="000000"/>
-        </w:rPr>
-        <w:t xml:space="preserve">ployment and hosting </w:t>
-      </w:r>
-      <w:r>
-        <w:rPr>
+        </w:rPr>
+        <w:t>[DATE TO BE FILLED]</w:t>
+      </w:r>
+    </w:p>
+    <w:p>
+      <w:pPr>
+        <w:spacing w:after="158"/>
+        <w:ind w:right="51"/>
+      </w:pPr>
+      <w:r>
+        <w:rPr>
+          <w:b/>
           <w:bCs/>
-          <w:i/>
-          <w:iCs/>
-          <w:sz w:val="24"/>
-          <w:u w:val="single" w:color="000000"/>
-        </w:rPr>
-        <w:t>(recurring costs)</w:t>
-      </w:r>
-    </w:p>
-    <w:tbl>
-      <w:tblPr>
-        <w:tblStyle w:val="TableGrid0"/>
-        <w:tblW w:w="10773" w:type="dxa"/>
-        <w:tblInd w:w="-5" w:type="dxa"/>
-        <w:tblLook w:val="04A0" w:firstRow="1" w:lastRow="0" w:firstColumn="1" w:lastColumn="0" w:noHBand="0" w:noVBand="1"/>
-      </w:tblPr>
-      <w:tblGrid>
-        <w:gridCol w:w="5812"/>
-        <w:gridCol w:w="4961"/>
-      </w:tblGrid>
-      <w:tr>
-        <w:trPr>
-          <w:trHeight w:val="361"/>
-        </w:trPr>
-        <w:tc>
-          <w:tcPr>
-            <w:tcW w:w="5812" w:type="dxa"/>
-          </w:tcPr>
-          <w:p>
-            <w:pPr>
-              <w:tabs>
-                <w:tab w:val="left" w:pos="4305"/>
-              </w:tabs>
-              <w:spacing w:after="123"/>
-              <w:rPr>
-                <w:bCs/>
-                <w:i/>
-                <w:iCs/>
-                <w:sz w:val="20"/>
-                <w:szCs w:val="20"/>
-              </w:rPr>
-            </w:pPr>
-            <w:r>
-              <w:rPr>
-                <w:bCs/>
-                <w:i/>
-                <w:iCs/>
-                <w:sz w:val="20"/>
-                <w:szCs w:val="20"/>
-              </w:rPr>
-              <w:t>Hosting, domain &amp; email services</w:t>
-            </w:r>
-          </w:p>
-        </w:tc>
-        <w:tc>
-          <w:tcPr>
-            <w:tcW w:w="4961" w:type="dxa"/>
-          </w:tcPr>
-          <w:p>
-            <w:pPr>
-              <w:tabs>
-                <w:tab w:val="left" w:pos="1185"/>
-              </w:tabs>
-              <w:spacing w:after="123"/>
-              <w:rPr>
-                <w:bCs/>
-                <w:i/>
-                <w:iCs/>
-                <w:sz w:val="20"/>
-                <w:szCs w:val="20"/>
-              </w:rPr>
-            </w:pPr>
-            <w:r>
-              <w:rPr>
-                <w:bCs/>
-                <w:i/>
-                <w:iCs/>
-                <w:sz w:val="20"/>
-                <w:szCs w:val="20"/>
-              </w:rPr>
-              <w:t xml:space="preserve"> Approx. ₹2000–₹2500/month (subject to usage)</w:t>
-            </w:r>
-          </w:p>
-        </w:tc>
-      </w:tr>
-      <w:tr>
-        <w:trPr>
-          <w:trHeight w:val="361"/>
-        </w:trPr>
-        <w:tc>
-          <w:tcPr>
-            <w:tcW w:w="5812" w:type="dxa"/>
-          </w:tcPr>
-          <w:p>
-            <w:pPr>
-              <w:spacing w:after="123"/>
-              <w:rPr>
-                <w:bCs/>
-                <w:i/>
-                <w:iCs/>
-                <w:sz w:val="20"/>
-                <w:szCs w:val="20"/>
-              </w:rPr>
-            </w:pPr>
-            <w:r>
-              <w:rPr>
-                <w:i/>
-                <w:sz w:val="20"/>
-                <w:szCs w:val="20"/>
-              </w:rPr>
-              <w:t>Annual Maintenance Contract incl. minor changes, bug fixes &amp; 20 support hrs/month (free for 1st year)</w:t>
-            </w:r>
-          </w:p>
-        </w:tc>
-        <w:tc>
-          <w:tcPr>
-            <w:tcW w:w="4961" w:type="dxa"/>
-          </w:tcPr>
-          <w:p>
-            <w:pPr>
-              <w:spacing w:after="123"/>
-              <w:rPr>
-                <w:bCs/>
-                <w:i/>
-                <w:iCs/>
-                <w:sz w:val="20"/>
-                <w:szCs w:val="20"/>
-              </w:rPr>
-            </w:pPr>
-            <w:r>
-              <w:rPr>
-                <w:i/>
-                <w:sz w:val="20"/>
-                <w:szCs w:val="20"/>
-              </w:rPr>
-              <w:t>₹24,000 / yr</w:t>
-            </w:r>
-            <w:r>
-              <w:rPr>
-                <w:i/>
-                <w:sz w:val="20"/>
-                <w:szCs w:val="20"/>
-              </w:rPr>
-              <w:t xml:space="preserve"> second year onwards </w:t>
-            </w:r>
-          </w:p>
-        </w:tc>
-      </w:tr>
-    </w:tbl>
-    <w:p>
-      <w:pPr>
-        <w:spacing w:after="123"/>
-        <w:ind w:left="-5" w:hanging="10"/>
-        <w:rPr>
-          <w:b/>
-          <w:sz w:val="24"/>
-          <w:u w:val="single" w:color="000000"/>
-        </w:rPr>
-      </w:pPr>
-    </w:p>
-    <w:p>
-      <w:pPr>
-        <w:spacing w:after="123"/>
-        <w:ind w:left="-5" w:hanging="10"/>
-        <w:rPr>
-          <w:b/>
-          <w:sz w:val="24"/>
-          <w:u w:val="single" w:color="000000"/>
-        </w:rPr>
-      </w:pPr>
-      <w:r>
-        <w:rPr>
-          <w:b/>
-          <w:sz w:val="24"/>
-          <w:u w:val="single" w:color="000000"/>
-        </w:rPr>
-        <w:t xml:space="preserve">Implementation </w:t>
-      </w:r>
-      <w:proofErr w:type="gramStart"/>
-      <w:r>
-        <w:rPr>
-          <w:b/>
-          <w:sz w:val="24"/>
-          <w:u w:val="single" w:color="000000"/>
-        </w:rPr>
-        <w:t>phases :</w:t>
-      </w:r>
-      <w:proofErr w:type="gramEnd"/>
-    </w:p>
-    <w:p>
-      <w:pPr>
-        <w:spacing w:after="123"/>
-        <w:ind w:left="-5" w:hanging="10"/>
-        <w:rPr>
-          <w:b/>
-          <w:sz w:val="24"/>
-          <w:u w:val="single" w:color="000000"/>
-        </w:rPr>
-      </w:pPr>
-    </w:p>
-    <w:p>
-      <w:pPr>
-        <w:spacing w:after="123" w:line="240" w:lineRule="auto"/>
-        <w:ind w:left="-5" w:hanging="10"/>
-        <w:rPr>
-          <w:sz w:val="20"/>
-          <w:szCs w:val="20"/>
-        </w:rPr>
-      </w:pPr>
-      <w:r>
-        <w:rPr>
-          <w:sz w:val="20"/>
-          <w:szCs w:val="20"/>
-        </w:rPr>
-        <w:t>Phase 1 — Core Backend &amp; Authentication Development</w:t>
-      </w:r>
-    </w:p>
-    <w:p>
-      <w:pPr>
-        <w:spacing w:after="123" w:line="240" w:lineRule="auto"/>
-        <w:ind w:left="-5" w:hanging="10"/>
-        <w:rPr>
-          <w:sz w:val="20"/>
-          <w:szCs w:val="20"/>
-        </w:rPr>
-      </w:pPr>
-      <w:r>
-        <w:rPr>
-          <w:sz w:val="20"/>
-          <w:szCs w:val="20"/>
-        </w:rPr>
-        <w:t>Timeline: Week 1</w:t>
+        </w:rPr>
+        <w:t>BETWEEN</w:t>
+      </w:r>
+      <w:r>
+        <w:br/>
+      </w:r>
+      <w:proofErr w:type="spellStart"/>
+      <w:r>
+        <w:t>Xenelasia</w:t>
+      </w:r>
+      <w:proofErr w:type="spellEnd"/>
+      <w:r>
+        <w:t xml:space="preserve"> Consultancy LLP</w:t>
+      </w:r>
+      <w:r>
+        <w:br/>
+        <w:t xml:space="preserve">1908 Iconic </w:t>
+      </w:r>
+      <w:proofErr w:type="spellStart"/>
+      <w:r>
+        <w:t>Corenthum</w:t>
+      </w:r>
+      <w:proofErr w:type="spellEnd"/>
+      <w:r>
+        <w:t xml:space="preserve"> Sector-62, Noida, U.P. 201309</w:t>
+      </w:r>
+    </w:p>
+    <w:p>
+      <w:pPr>
+        <w:spacing w:after="158"/>
+        <w:ind w:right="51"/>
+      </w:pPr>
+      <w:r>
+        <w:t>AND</w:t>
+      </w:r>
+    </w:p>
+    <w:p>
+      <w:pPr>
+        <w:spacing w:after="158"/>
+        <w:ind w:right="51"/>
+      </w:pPr>
+      <w:r>
+        <w:t>Do-It Services</w:t>
+      </w:r>
+      <w:r>
+        <w:br/>
+        <w:t xml:space="preserve">Address: </w:t>
+      </w:r>
+      <w:r>
+        <w:rPr>
+          <w:b/>
+          <w:bCs/>
+        </w:rPr>
+        <w:t>[CLIENT ADDRESS TO BE FILLED]</w:t>
+      </w:r>
+      <w:r>
+        <w:br/>
+      </w:r>
+    </w:p>
+    <w:p>
+      <w:pPr>
+        <w:spacing w:after="158"/>
+        <w:ind w:right="51"/>
+        <w:rPr>
+          <w:b/>
+          <w:bCs/>
+        </w:rPr>
+      </w:pPr>
+      <w:r>
+        <w:rPr>
+          <w:b/>
+          <w:bCs/>
+        </w:rPr>
+        <w:t>1. Scope</w:t>
+      </w:r>
+    </w:p>
+    <w:p>
+      <w:pPr>
+        <w:spacing w:after="158"/>
+        <w:ind w:right="51"/>
+      </w:pPr>
+      <w:r>
+        <w:t>Software development, deployment and implementation services as mutually agreed.</w:t>
+      </w:r>
+    </w:p>
+    <w:p>
+      <w:pPr>
+        <w:spacing w:after="158"/>
+        <w:ind w:right="51"/>
+        <w:rPr>
+          <w:b/>
+          <w:bCs/>
+        </w:rPr>
+      </w:pPr>
+      <w:r>
+        <w:rPr>
+          <w:b/>
+          <w:bCs/>
+        </w:rPr>
+        <w:t>2. Commercial Terms</w:t>
+      </w:r>
+    </w:p>
+    <w:p>
+      <w:pPr>
+        <w:spacing w:after="158"/>
+        <w:ind w:right="51"/>
+      </w:pPr>
+      <w:r>
+        <w:t xml:space="preserve">Project Value: </w:t>
+      </w:r>
+      <w:r>
+        <w:rPr>
+          <w:b/>
+          <w:bCs/>
+        </w:rPr>
+        <w:t>₹71,000</w:t>
       </w:r>
     </w:p>
     <w:p>
       <w:pPr>
         <w:numPr>
           <w:ilvl w:val="0"/>
-          <w:numId w:val="3"/>
+          <w:numId w:val="8"/>
         </w:numPr>
-        <w:spacing w:after="123" w:line="240" w:lineRule="auto"/>
-        <w:rPr>
-          <w:sz w:val="20"/>
-          <w:szCs w:val="20"/>
-        </w:rPr>
-      </w:pPr>
-      <w:r>
-        <w:rPr>
-          <w:sz w:val="20"/>
-          <w:szCs w:val="20"/>
-        </w:rPr>
-        <w:t xml:space="preserve">Backend API development using </w:t>
-      </w:r>
-      <w:proofErr w:type="spellStart"/>
-      <w:r>
-        <w:rPr>
-          <w:sz w:val="20"/>
-          <w:szCs w:val="20"/>
-        </w:rPr>
-        <w:t>FastAPI</w:t>
-      </w:r>
-      <w:proofErr w:type="spellEnd"/>
+        <w:spacing w:after="158"/>
+        <w:ind w:right="51"/>
+      </w:pPr>
+      <w:r>
+        <w:t xml:space="preserve">50% advance before project initiation </w:t>
+      </w:r>
     </w:p>
     <w:p>
       <w:pPr>
         <w:numPr>
           <w:ilvl w:val="0"/>
-          <w:numId w:val="3"/>
+          <w:numId w:val="8"/>
         </w:numPr>
-        <w:spacing w:after="123" w:line="240" w:lineRule="auto"/>
-        <w:rPr>
-          <w:sz w:val="20"/>
-          <w:szCs w:val="20"/>
-        </w:rPr>
-      </w:pPr>
-      <w:r>
-        <w:rPr>
-          <w:sz w:val="20"/>
-          <w:szCs w:val="20"/>
-        </w:rPr>
-        <w:t>Database setup and core system architecture implementation</w:t>
+        <w:spacing w:after="158"/>
+        <w:ind w:right="51"/>
+      </w:pPr>
+      <w:r>
+        <w:t xml:space="preserve">Remaining 50% before final deployment / handover </w:t>
       </w:r>
     </w:p>
     <w:p>
       <w:pPr>
         <w:numPr>
           <w:ilvl w:val="0"/>
-          <w:numId w:val="3"/>
+          <w:numId w:val="8"/>
         </w:numPr>
-        <w:spacing w:after="123" w:line="240" w:lineRule="auto"/>
-        <w:rPr>
-          <w:sz w:val="20"/>
-          <w:szCs w:val="20"/>
-        </w:rPr>
-      </w:pPr>
-      <w:r>
-        <w:rPr>
-          <w:sz w:val="20"/>
-          <w:szCs w:val="20"/>
-        </w:rPr>
-        <w:t>Staff login/authentication system</w:t>
+        <w:spacing w:after="158"/>
+        <w:ind w:right="51"/>
+      </w:pPr>
+      <w:r>
+        <w:t xml:space="preserve">All payments are strictly </w:t>
+      </w:r>
+      <w:r>
+        <w:rPr>
+          <w:b/>
+          <w:bCs/>
+        </w:rPr>
+        <w:t>non-refundable</w:t>
+      </w:r>
+      <w:r>
+        <w:t xml:space="preserve"> </w:t>
+      </w:r>
+    </w:p>
+    <w:p>
+      <w:pPr>
+        <w:spacing w:after="158"/>
+        <w:ind w:right="51"/>
+        <w:rPr>
+          <w:b/>
+          <w:bCs/>
+        </w:rPr>
+      </w:pPr>
+      <w:r>
+        <w:rPr>
+          <w:b/>
+          <w:bCs/>
+        </w:rPr>
+        <w:t>3. Timeline</w:t>
+      </w:r>
+    </w:p>
+    <w:p>
+      <w:pPr>
+        <w:spacing w:after="158"/>
+        <w:ind w:right="51"/>
+      </w:pPr>
+      <w:r>
+        <w:t xml:space="preserve">Estimated completion timeline: </w:t>
+      </w:r>
+      <w:r>
+        <w:rPr>
+          <w:b/>
+          <w:bCs/>
+        </w:rPr>
+        <w:t>4 weeks</w:t>
+      </w:r>
+      <w:r>
+        <w:t xml:space="preserve"> from receipt of advance payment and required approvals.</w:t>
+      </w:r>
+    </w:p>
+    <w:p>
+      <w:pPr>
+        <w:spacing w:after="158"/>
+        <w:ind w:right="51"/>
+        <w:rPr>
+          <w:b/>
+          <w:bCs/>
+        </w:rPr>
+      </w:pPr>
+      <w:r>
+        <w:rPr>
+          <w:b/>
+          <w:bCs/>
+        </w:rPr>
+        <w:t>4. Hosting, Deployment &amp; Annual Charges</w:t>
+      </w:r>
+    </w:p>
+    <w:p>
+      <w:pPr>
+        <w:spacing w:after="158"/>
+        <w:ind w:right="51"/>
+      </w:pPr>
+      <w:r>
+        <w:t xml:space="preserve">Client shall pay </w:t>
+      </w:r>
+      <w:r>
+        <w:rPr>
+          <w:b/>
+          <w:bCs/>
+        </w:rPr>
+        <w:t>₹30,000 per year</w:t>
+      </w:r>
+      <w:r>
+        <w:t xml:space="preserve"> toward recurring operational charges.</w:t>
+      </w:r>
+    </w:p>
+    <w:p>
+      <w:pPr>
+        <w:spacing w:after="158"/>
+        <w:ind w:right="51"/>
+      </w:pPr>
+      <w:r>
+        <w:t>Included:</w:t>
       </w:r>
     </w:p>
     <w:p>
       <w:pPr>
         <w:numPr>
           <w:ilvl w:val="0"/>
-          <w:numId w:val="3"/>
+          <w:numId w:val="9"/>
         </w:numPr>
-        <w:spacing w:after="123" w:line="240" w:lineRule="auto"/>
-        <w:rPr>
-          <w:sz w:val="20"/>
-          <w:szCs w:val="20"/>
-        </w:rPr>
-      </w:pPr>
-      <w:r>
-        <w:rPr>
-          <w:sz w:val="20"/>
-          <w:szCs w:val="20"/>
-        </w:rPr>
-        <w:t>Retailer and staff management modules</w:t>
+        <w:spacing w:after="158"/>
+        <w:ind w:right="51"/>
+      </w:pPr>
+      <w:r>
+        <w:t xml:space="preserve">Hosting charges </w:t>
       </w:r>
     </w:p>
     <w:p>
       <w:pPr>
         <w:numPr>
           <w:ilvl w:val="0"/>
-          <w:numId w:val="3"/>
+          <w:numId w:val="9"/>
         </w:numPr>
-        <w:spacing w:after="123" w:line="240" w:lineRule="auto"/>
-        <w:rPr>
-          <w:sz w:val="20"/>
-          <w:szCs w:val="20"/>
-        </w:rPr>
-      </w:pPr>
-      <w:r>
-        <w:rPr>
-          <w:sz w:val="20"/>
-          <w:szCs w:val="20"/>
-        </w:rPr>
-        <w:t>Collection entry APIs and denomination handling logic</w:t>
-      </w:r>
-    </w:p>
-    <w:p>
-      <w:pPr>
-        <w:spacing w:after="123" w:line="240" w:lineRule="auto"/>
-        <w:ind w:left="-5" w:hanging="10"/>
-        <w:rPr>
-          <w:sz w:val="20"/>
-          <w:szCs w:val="20"/>
-        </w:rPr>
-      </w:pPr>
-      <w:r>
-        <w:rPr>
-          <w:sz w:val="20"/>
-          <w:szCs w:val="20"/>
-        </w:rPr>
-        <w:t>Deliverable:</w:t>
-      </w:r>
-      <w:r>
-        <w:rPr>
-          <w:sz w:val="20"/>
-          <w:szCs w:val="20"/>
-        </w:rPr>
-        <w:br/>
-        <w:t>Client receives working backend demo link with authentication and initial data flow.</w:t>
-      </w:r>
-    </w:p>
-    <w:p>
-      <w:pPr>
-        <w:spacing w:after="123" w:line="240" w:lineRule="auto"/>
-        <w:ind w:left="-5" w:hanging="10"/>
-        <w:rPr>
-          <w:sz w:val="20"/>
-          <w:szCs w:val="20"/>
-        </w:rPr>
-      </w:pPr>
-      <w:r>
-        <w:rPr>
-          <w:sz w:val="20"/>
-          <w:szCs w:val="20"/>
-        </w:rPr>
-        <w:pict w14:anchorId="43ACF25D">
-          <v:rect id="_x0000_i1049" style="width:0;height:1.5pt" o:hralign="center" o:hrstd="t" o:hr="t" fillcolor="#a0a0a0" stroked="f"/>
-        </w:pict>
-      </w:r>
-    </w:p>
-    <w:p>
-      <w:pPr>
-        <w:spacing w:after="123" w:line="240" w:lineRule="auto"/>
-        <w:ind w:left="-5" w:hanging="10"/>
-        <w:rPr>
-          <w:sz w:val="20"/>
-          <w:szCs w:val="20"/>
-        </w:rPr>
-      </w:pPr>
-    </w:p>
-    <w:p>
-      <w:pPr>
-        <w:spacing w:after="123" w:line="240" w:lineRule="auto"/>
-        <w:ind w:left="-5" w:hanging="10"/>
-        <w:rPr>
-          <w:sz w:val="20"/>
-          <w:szCs w:val="20"/>
-        </w:rPr>
-      </w:pPr>
-    </w:p>
-    <w:p>
-      <w:pPr>
-        <w:spacing w:after="123" w:line="240" w:lineRule="auto"/>
-        <w:ind w:left="-5" w:hanging="10"/>
-        <w:rPr>
-          <w:sz w:val="20"/>
-          <w:szCs w:val="20"/>
-        </w:rPr>
-      </w:pPr>
-      <w:r>
-        <w:rPr>
-          <w:sz w:val="20"/>
-          <w:szCs w:val="20"/>
-        </w:rPr>
-        <w:lastRenderedPageBreak/>
-        <w:t>Phase 2 — Staff Panel (PWA) Development</w:t>
-      </w:r>
-    </w:p>
-    <w:p>
-      <w:pPr>
-        <w:spacing w:after="123" w:line="240" w:lineRule="auto"/>
-        <w:ind w:left="-5" w:hanging="10"/>
-        <w:rPr>
-          <w:sz w:val="20"/>
-          <w:szCs w:val="20"/>
-        </w:rPr>
-      </w:pPr>
-      <w:r>
-        <w:rPr>
-          <w:sz w:val="20"/>
-          <w:szCs w:val="20"/>
-        </w:rPr>
-        <w:t>Timeline: Week 2</w:t>
+        <w:spacing w:after="158"/>
+        <w:ind w:right="51"/>
+      </w:pPr>
+      <w:r>
+        <w:t xml:space="preserve">Deployment charges </w:t>
       </w:r>
     </w:p>
     <w:p>
       <w:pPr>
         <w:numPr>
           <w:ilvl w:val="0"/>
-          <w:numId w:val="4"/>
+          <w:numId w:val="9"/>
         </w:numPr>
-        <w:spacing w:after="123" w:line="240" w:lineRule="auto"/>
-        <w:rPr>
-          <w:sz w:val="20"/>
-          <w:szCs w:val="20"/>
-        </w:rPr>
-      </w:pPr>
-      <w:r>
-        <w:rPr>
-          <w:sz w:val="20"/>
-          <w:szCs w:val="20"/>
-        </w:rPr>
-        <w:t>Mobile-responsive PWA interface for field staff</w:t>
+        <w:spacing w:after="158"/>
+        <w:ind w:right="51"/>
+      </w:pPr>
+      <w:r>
+        <w:t xml:space="preserve">Domain charges </w:t>
       </w:r>
     </w:p>
     <w:p>
       <w:pPr>
         <w:numPr>
           <w:ilvl w:val="0"/>
-          <w:numId w:val="4"/>
+          <w:numId w:val="9"/>
         </w:numPr>
-        <w:spacing w:after="123" w:line="240" w:lineRule="auto"/>
-        <w:rPr>
-          <w:sz w:val="20"/>
-          <w:szCs w:val="20"/>
-        </w:rPr>
-      </w:pPr>
-      <w:r>
-        <w:rPr>
-          <w:sz w:val="20"/>
-          <w:szCs w:val="20"/>
-        </w:rPr>
-        <w:t>Collection entry forms and denomination calculator</w:t>
+        <w:spacing w:after="158"/>
+        <w:ind w:right="51"/>
+      </w:pPr>
+      <w:r>
+        <w:t xml:space="preserve">Business email charges </w:t>
       </w:r>
     </w:p>
     <w:p>
       <w:pPr>
         <w:numPr>
           <w:ilvl w:val="0"/>
-          <w:numId w:val="4"/>
+          <w:numId w:val="9"/>
         </w:numPr>
-        <w:spacing w:after="123" w:line="240" w:lineRule="auto"/>
-        <w:rPr>
-          <w:sz w:val="20"/>
-          <w:szCs w:val="20"/>
-        </w:rPr>
-      </w:pPr>
-      <w:r>
-        <w:rPr>
-          <w:sz w:val="20"/>
-          <w:szCs w:val="20"/>
-        </w:rPr>
-        <w:t>KM/attendance entry system</w:t>
+        <w:spacing w:after="158"/>
+        <w:ind w:right="51"/>
+      </w:pPr>
+      <w:r>
+        <w:t xml:space="preserve">Server and infrastructure charges </w:t>
       </w:r>
     </w:p>
     <w:p>
       <w:pPr>
         <w:numPr>
           <w:ilvl w:val="0"/>
-          <w:numId w:val="4"/>
+          <w:numId w:val="9"/>
         </w:numPr>
-        <w:spacing w:after="123" w:line="240" w:lineRule="auto"/>
-        <w:rPr>
-          <w:sz w:val="20"/>
-          <w:szCs w:val="20"/>
-        </w:rPr>
-      </w:pPr>
-      <w:r>
-        <w:rPr>
-          <w:sz w:val="20"/>
-          <w:szCs w:val="20"/>
-        </w:rPr>
-        <w:t>Daily collection summary and retailer selection system</w:t>
+        <w:spacing w:after="158"/>
+        <w:ind w:right="51"/>
+      </w:pPr>
+      <w:r>
+        <w:t xml:space="preserve">Minor bugs fixes </w:t>
+      </w:r>
+    </w:p>
+    <w:p>
+      <w:pPr>
+        <w:spacing w:after="158"/>
+        <w:ind w:left="720" w:right="51"/>
+      </w:pPr>
+    </w:p>
+    <w:p>
+      <w:pPr>
+        <w:spacing w:after="158"/>
+        <w:ind w:right="51"/>
+      </w:pPr>
+      <w:r>
+        <w:lastRenderedPageBreak/>
+        <w:t>Excluded:</w:t>
       </w:r>
     </w:p>
     <w:p>
       <w:pPr>
         <w:numPr>
           <w:ilvl w:val="0"/>
-          <w:numId w:val="4"/>
+          <w:numId w:val="10"/>
         </w:numPr>
-        <w:spacing w:after="123" w:line="240" w:lineRule="auto"/>
-        <w:rPr>
-          <w:sz w:val="20"/>
-          <w:szCs w:val="20"/>
-        </w:rPr>
-      </w:pPr>
-      <w:r>
-        <w:rPr>
-          <w:sz w:val="20"/>
-          <w:szCs w:val="20"/>
-        </w:rPr>
-        <w:t>Offline support and sync implementation</w:t>
-      </w:r>
-    </w:p>
-    <w:p>
-      <w:pPr>
-        <w:spacing w:after="123" w:line="240" w:lineRule="auto"/>
-        <w:ind w:left="-5" w:hanging="10"/>
-        <w:rPr>
-          <w:sz w:val="20"/>
-          <w:szCs w:val="20"/>
-        </w:rPr>
-      </w:pPr>
-      <w:r>
-        <w:rPr>
-          <w:sz w:val="20"/>
-          <w:szCs w:val="20"/>
-        </w:rPr>
-        <w:t>Deliverable:</w:t>
-      </w:r>
-      <w:r>
-        <w:rPr>
-          <w:sz w:val="20"/>
-          <w:szCs w:val="20"/>
-        </w:rPr>
-        <w:br/>
-        <w:t>Client receives live staff panel demo link for mobile testing and workflow validation.</w:t>
-      </w:r>
-    </w:p>
-    <w:p>
-      <w:pPr>
-        <w:spacing w:after="123" w:line="240" w:lineRule="auto"/>
-        <w:ind w:left="-5" w:hanging="10"/>
-        <w:rPr>
-          <w:sz w:val="20"/>
-          <w:szCs w:val="20"/>
-        </w:rPr>
-      </w:pPr>
-      <w:r>
-        <w:rPr>
-          <w:sz w:val="20"/>
-          <w:szCs w:val="20"/>
-        </w:rPr>
-        <w:pict w14:anchorId="5CDABB1E">
-          <v:rect id="_x0000_i1050" style="width:0;height:1.5pt" o:hralign="center" o:hrstd="t" o:hr="t" fillcolor="#a0a0a0" stroked="f"/>
-        </w:pict>
-      </w:r>
-    </w:p>
-    <w:p>
-      <w:pPr>
-        <w:spacing w:after="123" w:line="240" w:lineRule="auto"/>
-        <w:ind w:left="-5" w:hanging="10"/>
-        <w:rPr>
-          <w:sz w:val="20"/>
-          <w:szCs w:val="20"/>
-        </w:rPr>
-      </w:pPr>
-      <w:r>
-        <w:rPr>
-          <w:sz w:val="20"/>
-          <w:szCs w:val="20"/>
-        </w:rPr>
-        <w:t>Phase 3 — Admin Dashboard &amp; Reporting System</w:t>
-      </w:r>
-    </w:p>
-    <w:p>
-      <w:pPr>
-        <w:spacing w:after="123" w:line="240" w:lineRule="auto"/>
-        <w:ind w:left="-5" w:hanging="10"/>
-        <w:rPr>
-          <w:sz w:val="20"/>
-          <w:szCs w:val="20"/>
-        </w:rPr>
-      </w:pPr>
-      <w:r>
-        <w:rPr>
-          <w:sz w:val="20"/>
-          <w:szCs w:val="20"/>
-        </w:rPr>
-        <w:t>Timeline: Week 3</w:t>
+        <w:spacing w:after="158"/>
+        <w:ind w:right="51"/>
+      </w:pPr>
+      <w:r>
+        <w:t xml:space="preserve">New features </w:t>
       </w:r>
     </w:p>
     <w:p>
       <w:pPr>
         <w:numPr>
           <w:ilvl w:val="0"/>
-          <w:numId w:val="5"/>
+          <w:numId w:val="10"/>
         </w:numPr>
-        <w:spacing w:after="123" w:line="240" w:lineRule="auto"/>
-        <w:rPr>
-          <w:sz w:val="20"/>
-          <w:szCs w:val="20"/>
-        </w:rPr>
-      </w:pPr>
-      <w:r>
-        <w:rPr>
-          <w:sz w:val="20"/>
-          <w:szCs w:val="20"/>
-        </w:rPr>
-        <w:t>Admin dashboard with live collection updates</w:t>
+        <w:spacing w:after="158"/>
+        <w:ind w:right="51"/>
+      </w:pPr>
+      <w:r>
+        <w:t xml:space="preserve">Major modifications </w:t>
       </w:r>
     </w:p>
     <w:p>
       <w:pPr>
         <w:numPr>
           <w:ilvl w:val="0"/>
-          <w:numId w:val="5"/>
+          <w:numId w:val="10"/>
         </w:numPr>
-        <w:spacing w:after="123" w:line="240" w:lineRule="auto"/>
-        <w:rPr>
-          <w:sz w:val="20"/>
-          <w:szCs w:val="20"/>
-        </w:rPr>
-      </w:pPr>
-      <w:r>
-        <w:rPr>
-          <w:sz w:val="20"/>
-          <w:szCs w:val="20"/>
-        </w:rPr>
-        <w:t>Retailer ledger and transaction tracking</w:t>
+        <w:spacing w:after="158"/>
+        <w:ind w:right="51"/>
+      </w:pPr>
+      <w:r>
+        <w:t xml:space="preserve">Custom integrations </w:t>
       </w:r>
     </w:p>
     <w:p>
       <w:pPr>
         <w:numPr>
           <w:ilvl w:val="0"/>
-          <w:numId w:val="5"/>
+          <w:numId w:val="10"/>
         </w:numPr>
-        <w:spacing w:after="123" w:line="240" w:lineRule="auto"/>
-        <w:rPr>
-          <w:sz w:val="20"/>
-          <w:szCs w:val="20"/>
-        </w:rPr>
-      </w:pPr>
-      <w:r>
-        <w:rPr>
-          <w:sz w:val="20"/>
-          <w:szCs w:val="20"/>
-        </w:rPr>
-        <w:t>Advanced filters and reporting modules</w:t>
-      </w:r>
-    </w:p>
-    <w:p>
-      <w:pPr>
-        <w:numPr>
-          <w:ilvl w:val="0"/>
-          <w:numId w:val="5"/>
-        </w:numPr>
-        <w:spacing w:after="123" w:line="240" w:lineRule="auto"/>
-        <w:rPr>
-          <w:sz w:val="20"/>
-          <w:szCs w:val="20"/>
-        </w:rPr>
-      </w:pPr>
-      <w:r>
-        <w:rPr>
-          <w:sz w:val="20"/>
-          <w:szCs w:val="20"/>
-        </w:rPr>
-        <w:t>PDF/Excel export functionality</w:t>
-      </w:r>
-    </w:p>
-    <w:p>
-      <w:pPr>
-        <w:numPr>
-          <w:ilvl w:val="0"/>
-          <w:numId w:val="5"/>
-        </w:numPr>
-        <w:spacing w:after="123" w:line="240" w:lineRule="auto"/>
-        <w:rPr>
-          <w:sz w:val="20"/>
-          <w:szCs w:val="20"/>
-        </w:rPr>
-      </w:pPr>
-      <w:r>
-        <w:rPr>
-          <w:sz w:val="20"/>
-          <w:szCs w:val="20"/>
-        </w:rPr>
-        <w:t>Staff activity and collection monitoring system</w:t>
-      </w:r>
-    </w:p>
-    <w:p>
-      <w:pPr>
-        <w:spacing w:after="123" w:line="240" w:lineRule="auto"/>
-        <w:ind w:left="-5" w:hanging="10"/>
-        <w:rPr>
-          <w:sz w:val="20"/>
-          <w:szCs w:val="20"/>
-        </w:rPr>
-      </w:pPr>
-      <w:r>
-        <w:rPr>
-          <w:sz w:val="20"/>
-          <w:szCs w:val="20"/>
-        </w:rPr>
-        <w:t>Deliverable:</w:t>
-      </w:r>
-      <w:r>
-        <w:rPr>
-          <w:sz w:val="20"/>
-          <w:szCs w:val="20"/>
-        </w:rPr>
+        <w:spacing w:after="158"/>
+        <w:ind w:right="51"/>
+      </w:pPr>
+      <w:r>
+        <w:t xml:space="preserve">Additional modules </w:t>
+      </w:r>
+    </w:p>
+    <w:p>
+      <w:pPr>
+        <w:spacing w:after="158"/>
+        <w:ind w:right="51"/>
+        <w:rPr>
+          <w:b/>
+          <w:bCs/>
+        </w:rPr>
+      </w:pPr>
+      <w:r>
+        <w:rPr>
+          <w:b/>
+          <w:bCs/>
+        </w:rPr>
+        <w:t>5. Ownership &amp; Intellectual Property [TO BE DECIDED]</w:t>
+      </w:r>
+    </w:p>
+    <w:p>
+      <w:pPr>
+        <w:spacing w:after="158"/>
+        <w:ind w:right="51"/>
+      </w:pPr>
+      <w:r>
+        <w:t xml:space="preserve">Source Code: </w:t>
+      </w:r>
+      <w:r>
+        <w:rPr>
+          <w:b/>
+          <w:bCs/>
+        </w:rPr>
+        <w:t>[TO BE DECIDED]</w:t>
+      </w:r>
+      <w:r>
         <w:br/>
-        <w:t>Client receives admin dashboard demo link with reports and live data tracking.</w:t>
-      </w:r>
-    </w:p>
-    <w:p>
-      <w:pPr>
-        <w:spacing w:after="123" w:line="240" w:lineRule="auto"/>
-        <w:ind w:left="-5" w:hanging="10"/>
-        <w:rPr>
-          <w:sz w:val="20"/>
-          <w:szCs w:val="20"/>
-        </w:rPr>
-      </w:pPr>
-      <w:r>
-        <w:rPr>
-          <w:sz w:val="20"/>
-          <w:szCs w:val="20"/>
-        </w:rPr>
-        <w:pict w14:anchorId="4E4945DD">
-          <v:rect id="_x0000_i1051" style="width:0;height:1.5pt" o:hralign="center" o:hrstd="t" o:hr="t" fillcolor="#a0a0a0" stroked="f"/>
-        </w:pict>
-      </w:r>
-    </w:p>
-    <w:p>
-      <w:pPr>
-        <w:spacing w:after="123" w:line="240" w:lineRule="auto"/>
-        <w:ind w:left="-5" w:hanging="10"/>
-        <w:rPr>
-          <w:sz w:val="20"/>
-          <w:szCs w:val="20"/>
-        </w:rPr>
-      </w:pPr>
-      <w:r>
-        <w:rPr>
-          <w:sz w:val="20"/>
-          <w:szCs w:val="20"/>
-        </w:rPr>
-        <w:t>Phase 4 — Deployment, Optimization &amp; Final Integration</w:t>
-      </w:r>
-    </w:p>
-    <w:p>
-      <w:pPr>
-        <w:spacing w:after="123" w:line="240" w:lineRule="auto"/>
-        <w:ind w:left="-5" w:hanging="10"/>
-        <w:rPr>
-          <w:sz w:val="20"/>
-          <w:szCs w:val="20"/>
-        </w:rPr>
-      </w:pPr>
-      <w:r>
-        <w:rPr>
-          <w:sz w:val="20"/>
-          <w:szCs w:val="20"/>
-        </w:rPr>
-        <w:t>Timeline: Week 4 onwards</w:t>
-      </w:r>
-    </w:p>
-    <w:p>
-      <w:pPr>
-        <w:numPr>
-          <w:ilvl w:val="0"/>
-          <w:numId w:val="6"/>
-        </w:numPr>
-        <w:spacing w:after="123" w:line="240" w:lineRule="auto"/>
-        <w:rPr>
-          <w:sz w:val="20"/>
-          <w:szCs w:val="20"/>
-        </w:rPr>
-      </w:pPr>
-      <w:r>
-        <w:rPr>
-          <w:sz w:val="20"/>
-          <w:szCs w:val="20"/>
-        </w:rPr>
-        <w:t>Complete frontend-backend integration</w:t>
-      </w:r>
-    </w:p>
-    <w:p>
-      <w:pPr>
-        <w:numPr>
-          <w:ilvl w:val="0"/>
-          <w:numId w:val="6"/>
-        </w:numPr>
-        <w:spacing w:after="123" w:line="240" w:lineRule="auto"/>
-        <w:rPr>
-          <w:sz w:val="20"/>
-          <w:szCs w:val="20"/>
-        </w:rPr>
-      </w:pPr>
-      <w:r>
-        <w:rPr>
-          <w:sz w:val="20"/>
-          <w:szCs w:val="20"/>
-        </w:rPr>
-        <w:t>Hosting and deployment setup</w:t>
-      </w:r>
-    </w:p>
-    <w:p>
-      <w:pPr>
-        <w:numPr>
-          <w:ilvl w:val="0"/>
-          <w:numId w:val="6"/>
-        </w:numPr>
-        <w:spacing w:after="123" w:line="240" w:lineRule="auto"/>
-        <w:rPr>
-          <w:sz w:val="20"/>
-          <w:szCs w:val="20"/>
-        </w:rPr>
-      </w:pPr>
-      <w:r>
-        <w:rPr>
-          <w:sz w:val="20"/>
-          <w:szCs w:val="20"/>
-        </w:rPr>
-        <w:t>Performance optimization and security improvements</w:t>
-      </w:r>
-    </w:p>
-    <w:p>
-      <w:pPr>
-        <w:numPr>
-          <w:ilvl w:val="0"/>
-          <w:numId w:val="6"/>
-        </w:numPr>
-        <w:spacing w:after="123" w:line="240" w:lineRule="auto"/>
-        <w:rPr>
-          <w:sz w:val="20"/>
-          <w:szCs w:val="20"/>
-        </w:rPr>
-      </w:pPr>
-      <w:r>
-        <w:rPr>
-          <w:sz w:val="20"/>
-          <w:szCs w:val="20"/>
-        </w:rPr>
-        <w:t>Final UI/UX refinements and responsive testing</w:t>
-      </w:r>
-    </w:p>
-    <w:p>
-      <w:pPr>
-        <w:numPr>
-          <w:ilvl w:val="0"/>
-          <w:numId w:val="6"/>
-        </w:numPr>
-        <w:spacing w:after="123" w:line="240" w:lineRule="auto"/>
-        <w:rPr>
-          <w:sz w:val="20"/>
-          <w:szCs w:val="20"/>
-        </w:rPr>
-      </w:pPr>
-      <w:r>
-        <w:rPr>
-          <w:sz w:val="20"/>
-          <w:szCs w:val="20"/>
-        </w:rPr>
-        <w:t>Role-based access control and production deployment</w:t>
-      </w:r>
-    </w:p>
-    <w:p>
-      <w:pPr>
-        <w:spacing w:after="123" w:line="240" w:lineRule="auto"/>
-        <w:ind w:left="-5" w:hanging="10"/>
-        <w:rPr>
-          <w:sz w:val="20"/>
-          <w:szCs w:val="20"/>
-        </w:rPr>
-      </w:pPr>
-      <w:r>
-        <w:rPr>
-          <w:sz w:val="20"/>
-          <w:szCs w:val="20"/>
-        </w:rPr>
-        <w:t>Deliverable:</w:t>
-      </w:r>
-      <w:r>
-        <w:rPr>
-          <w:sz w:val="20"/>
-          <w:szCs w:val="20"/>
-        </w:rPr>
+        <w:t xml:space="preserve">UI/UX: </w:t>
+      </w:r>
+      <w:r>
+        <w:rPr>
+          <w:b/>
+          <w:bCs/>
+        </w:rPr>
+        <w:t>[TO BE DECIDED]</w:t>
+      </w:r>
+      <w:r>
         <w:br/>
-        <w:t>Client receives complete production-ready demo link for final review and approval.</w:t>
-      </w:r>
-    </w:p>
-    <w:p>
-      <w:pPr>
-        <w:spacing w:after="123" w:line="240" w:lineRule="auto"/>
-        <w:ind w:left="-5" w:hanging="10"/>
-        <w:rPr>
-          <w:sz w:val="20"/>
-          <w:szCs w:val="20"/>
-        </w:rPr>
-      </w:pPr>
-      <w:r>
-        <w:rPr>
-          <w:sz w:val="20"/>
-          <w:szCs w:val="20"/>
-        </w:rPr>
-        <w:pict w14:anchorId="6C0A1290">
-          <v:rect id="_x0000_i1052" style="width:0;height:1.5pt" o:hralign="center" o:hrstd="t" o:hr="t" fillcolor="#a0a0a0" stroked="f"/>
-        </w:pict>
-      </w:r>
-    </w:p>
-    <w:p>
-      <w:pPr>
-        <w:spacing w:after="123" w:line="240" w:lineRule="auto"/>
-        <w:ind w:left="-5" w:hanging="10"/>
-        <w:rPr>
-          <w:sz w:val="20"/>
-          <w:szCs w:val="20"/>
-        </w:rPr>
-      </w:pPr>
-      <w:r>
-        <w:rPr>
-          <w:sz w:val="20"/>
-          <w:szCs w:val="20"/>
-        </w:rPr>
-        <w:t>Phase 5 — Testing, Stabilization &amp; Issue Resolution</w:t>
-      </w:r>
-    </w:p>
-    <w:p>
-      <w:pPr>
-        <w:spacing w:after="123" w:line="240" w:lineRule="auto"/>
-        <w:ind w:left="-5" w:hanging="10"/>
-        <w:rPr>
-          <w:sz w:val="20"/>
-          <w:szCs w:val="20"/>
-        </w:rPr>
-      </w:pPr>
-      <w:r>
-        <w:rPr>
-          <w:sz w:val="20"/>
-          <w:szCs w:val="20"/>
-        </w:rPr>
-        <w:t xml:space="preserve">Timeline: </w:t>
-      </w:r>
-      <w:r>
-        <w:rPr>
-          <w:sz w:val="20"/>
-          <w:szCs w:val="20"/>
-        </w:rPr>
-        <w:t>30</w:t>
-      </w:r>
-      <w:r>
-        <w:rPr>
-          <w:sz w:val="20"/>
-          <w:szCs w:val="20"/>
-        </w:rPr>
-        <w:t xml:space="preserve"> Days after deployment</w:t>
-      </w:r>
-    </w:p>
-    <w:p>
-      <w:pPr>
-        <w:numPr>
-          <w:ilvl w:val="0"/>
-          <w:numId w:val="7"/>
-        </w:numPr>
-        <w:spacing w:after="123" w:line="240" w:lineRule="auto"/>
-        <w:rPr>
-          <w:sz w:val="20"/>
-          <w:szCs w:val="20"/>
-        </w:rPr>
-      </w:pPr>
-      <w:r>
-        <w:rPr>
-          <w:sz w:val="20"/>
-          <w:szCs w:val="20"/>
-        </w:rPr>
-        <w:t>Continuous testing and workflow validation</w:t>
-      </w:r>
-    </w:p>
-    <w:p>
-      <w:pPr>
-        <w:numPr>
-          <w:ilvl w:val="0"/>
-          <w:numId w:val="7"/>
-        </w:numPr>
-        <w:spacing w:after="123" w:line="240" w:lineRule="auto"/>
-        <w:rPr>
-          <w:sz w:val="20"/>
-          <w:szCs w:val="20"/>
-        </w:rPr>
-      </w:pPr>
-      <w:r>
-        <w:rPr>
-          <w:sz w:val="20"/>
-          <w:szCs w:val="20"/>
-        </w:rPr>
-        <w:t>Bug fixing and performance optimization based on client feedback</w:t>
-      </w:r>
-    </w:p>
-    <w:p>
-      <w:pPr>
-        <w:numPr>
-          <w:ilvl w:val="0"/>
-          <w:numId w:val="7"/>
-        </w:numPr>
-        <w:spacing w:after="123" w:line="240" w:lineRule="auto"/>
-        <w:rPr>
-          <w:sz w:val="20"/>
-          <w:szCs w:val="20"/>
-        </w:rPr>
-      </w:pPr>
-      <w:r>
-        <w:rPr>
-          <w:sz w:val="20"/>
-          <w:szCs w:val="20"/>
-        </w:rPr>
-        <w:t>Security checks and deployment stabilization</w:t>
-      </w:r>
-    </w:p>
-    <w:p>
-      <w:pPr>
-        <w:numPr>
-          <w:ilvl w:val="0"/>
-          <w:numId w:val="7"/>
-        </w:numPr>
-        <w:spacing w:after="123" w:line="240" w:lineRule="auto"/>
-        <w:rPr>
-          <w:sz w:val="20"/>
-          <w:szCs w:val="20"/>
-        </w:rPr>
-      </w:pPr>
-      <w:r>
-        <w:rPr>
-          <w:sz w:val="20"/>
-          <w:szCs w:val="20"/>
-        </w:rPr>
-        <w:t>Minor UI/UX refinements where required</w:t>
-      </w:r>
-    </w:p>
-    <w:p>
-      <w:pPr>
-        <w:spacing w:after="123"/>
-        <w:ind w:left="-5" w:hanging="10"/>
-        <w:rPr>
-          <w:b/>
-          <w:i/>
-          <w:iCs/>
-          <w:sz w:val="18"/>
-          <w:szCs w:val="18"/>
-          <w:u w:val="single"/>
-        </w:rPr>
-      </w:pPr>
+        <w:t xml:space="preserve">Server Access: </w:t>
+      </w:r>
       <w:r>
         <w:rPr>
           <w:b/>
           <w:bCs/>
-          <w:i/>
-          <w:iCs/>
-          <w:sz w:val="18"/>
-          <w:szCs w:val="18"/>
-          <w:u w:val="single"/>
-        </w:rPr>
-        <w:t>Note:</w:t>
+        </w:rPr>
+        <w:t>[TO BE DECIDED]</w:t>
+      </w:r>
+      <w:r>
+        <w:br/>
+        <w:t xml:space="preserve">Client Data: </w:t>
       </w:r>
       <w:r>
         <w:rPr>
           <w:b/>
           <w:bCs/>
-          <w:i/>
-          <w:iCs/>
-          <w:sz w:val="18"/>
-          <w:szCs w:val="18"/>
-          <w:u w:val="single"/>
-        </w:rPr>
-        <w:t xml:space="preserve"> </w:t>
+        </w:rPr>
+        <w:t>[TO BE DECIDED]</w:t>
+      </w:r>
+      <w:r>
+        <w:br/>
+        <w:t xml:space="preserve">Reusable Components: </w:t>
       </w:r>
       <w:r>
         <w:rPr>
           <w:b/>
           <w:bCs/>
-          <w:i/>
-          <w:iCs/>
-          <w:sz w:val="18"/>
-          <w:szCs w:val="18"/>
-          <w:u w:val="single"/>
-        </w:rPr>
-        <w:t xml:space="preserve">This phase is strictly limited to bug fixes, issue resolution, and platform stabilization. Any new features, workflow modifications, or additional modules requested during this period will be treated as separate scope additions and quoted </w:t>
-      </w:r>
-      <w:r>
+        </w:rPr>
+        <w:t>[TO BE DECIDED]</w:t>
+      </w:r>
+    </w:p>
+    <w:p>
+      <w:pPr>
+        <w:spacing w:after="158"/>
+        <w:ind w:right="51"/>
         <w:rPr>
           <w:b/>
           <w:bCs/>
-          <w:i/>
-          <w:iCs/>
-          <w:sz w:val="18"/>
-          <w:szCs w:val="18"/>
-          <w:u w:val="single"/>
-        </w:rPr>
-        <w:t>i</w:t>
-      </w:r>
+        </w:rPr>
+      </w:pPr>
       <w:r>
         <w:rPr>
           <w:b/>
           <w:bCs/>
-          <w:i/>
-          <w:iCs/>
-          <w:sz w:val="18"/>
-          <w:szCs w:val="18"/>
-          <w:u w:val="single"/>
-        </w:rPr>
-        <w:t>ndependently. Any issues reported after the completion of this support period will be covered under the Annual Maintenance Contract (AMC).</w:t>
-      </w:r>
-    </w:p>
-    <w:p>
-      <w:pPr>
-        <w:spacing w:after="123"/>
-        <w:ind w:left="-5" w:hanging="10"/>
-      </w:pPr>
-      <w:r>
-        <w:rPr>
-          <w:b/>
-          <w:sz w:val="24"/>
-          <w:u w:val="single" w:color="000000"/>
-        </w:rPr>
-        <w:lastRenderedPageBreak/>
-        <w:t>Terms and conditions:</w:t>
-      </w:r>
-      <w:r>
-        <w:rPr>
-          <w:b/>
-          <w:sz w:val="24"/>
-        </w:rPr>
-        <w:t xml:space="preserve"> </w:t>
-      </w:r>
-    </w:p>
-    <w:p>
-      <w:pPr>
-        <w:numPr>
-          <w:ilvl w:val="0"/>
-          <w:numId w:val="1"/>
-        </w:numPr>
-        <w:spacing w:after="2" w:line="262" w:lineRule="auto"/>
-        <w:ind w:hanging="360"/>
-        <w:rPr>
-          <w:sz w:val="20"/>
-          <w:szCs w:val="20"/>
-        </w:rPr>
-      </w:pPr>
-      <w:r>
-        <w:rPr>
-          <w:sz w:val="20"/>
-          <w:szCs w:val="20"/>
-        </w:rPr>
-        <w:t xml:space="preserve">We aim to have you up and running within </w:t>
-      </w:r>
-      <w:r>
-        <w:rPr>
-          <w:sz w:val="20"/>
-          <w:szCs w:val="20"/>
-        </w:rPr>
-        <w:t>4 weeks</w:t>
-      </w:r>
-      <w:r>
-        <w:rPr>
-          <w:sz w:val="20"/>
-          <w:szCs w:val="20"/>
-        </w:rPr>
-        <w:t xml:space="preserve">. To kick things off, we request a 50% deposit, with the remaining 50% due upon completion. </w:t>
-      </w:r>
-    </w:p>
-    <w:p>
-      <w:pPr>
-        <w:numPr>
-          <w:ilvl w:val="0"/>
-          <w:numId w:val="1"/>
-        </w:numPr>
-        <w:spacing w:after="2" w:line="262" w:lineRule="auto"/>
-        <w:ind w:hanging="360"/>
-        <w:rPr>
-          <w:sz w:val="20"/>
-          <w:szCs w:val="20"/>
-        </w:rPr>
-      </w:pPr>
-      <w:r>
-        <w:rPr>
-          <w:sz w:val="20"/>
-          <w:szCs w:val="20"/>
-        </w:rPr>
-        <w:t xml:space="preserve">Our initial quote is tailored to our agreed-upon plan. If you’d like to add extra features or expand the project later, we’ll simply provide a separate estimate. </w:t>
-      </w:r>
-    </w:p>
-    <w:p>
-      <w:pPr>
-        <w:numPr>
-          <w:ilvl w:val="0"/>
-          <w:numId w:val="1"/>
-        </w:numPr>
-        <w:spacing w:after="2" w:line="262" w:lineRule="auto"/>
-        <w:ind w:hanging="360"/>
-        <w:rPr>
-          <w:sz w:val="20"/>
-          <w:szCs w:val="20"/>
-        </w:rPr>
-      </w:pPr>
-      <w:r>
-        <w:rPr>
-          <w:sz w:val="20"/>
-          <w:szCs w:val="20"/>
-        </w:rPr>
-        <w:t>To ensure platform stability, security updates, and ongoing technical support, a mandatory 3-year Annual Maintenance Contract (AMC) will be applicable from the second year onwards, with the first year provided free of cost. A commitment amount equivalent to 25% of the AMC value is payable at launch, with annual AMC billing applicable from the second year onwards.</w:t>
-      </w:r>
-    </w:p>
-    <w:p>
-      <w:pPr>
-        <w:numPr>
-          <w:ilvl w:val="0"/>
-          <w:numId w:val="1"/>
-        </w:numPr>
-        <w:spacing w:after="2" w:line="262" w:lineRule="auto"/>
-        <w:ind w:hanging="360"/>
-        <w:rPr>
-          <w:sz w:val="20"/>
-          <w:szCs w:val="20"/>
-        </w:rPr>
-      </w:pPr>
-      <w:r>
-        <w:rPr>
-          <w:sz w:val="20"/>
-          <w:szCs w:val="20"/>
-        </w:rPr>
-        <w:t>Hosting, deployment, domain, email, and other third-party service charges will be borne by the client and may vary over time based on provider pricing and usage requirements.</w:t>
-      </w:r>
-    </w:p>
-    <w:p>
-      <w:pPr>
-        <w:numPr>
-          <w:ilvl w:val="0"/>
-          <w:numId w:val="1"/>
-        </w:numPr>
-        <w:spacing w:after="0" w:line="262" w:lineRule="auto"/>
-        <w:ind w:hanging="360"/>
-      </w:pPr>
-      <w:r>
-        <w:rPr>
-          <w:sz w:val="20"/>
-          <w:szCs w:val="20"/>
-        </w:rPr>
-        <w:t>In line with government regulations, a</w:t>
-      </w:r>
-      <w:r>
-        <w:rPr>
-          <w:sz w:val="20"/>
-          <w:szCs w:val="20"/>
-        </w:rPr>
-        <w:t>n</w:t>
-      </w:r>
-      <w:r>
-        <w:rPr>
-          <w:sz w:val="20"/>
-          <w:szCs w:val="20"/>
-        </w:rPr>
-        <w:t xml:space="preserve"> 18% GST will be applied to all professional</w:t>
-      </w:r>
-      <w:r>
-        <w:rPr>
-          <w:sz w:val="20"/>
-        </w:rPr>
-        <w:t xml:space="preserve"> fees.</w:t>
-      </w:r>
-    </w:p>
-    <w:p>
-      <w:pPr>
-        <w:numPr>
-          <w:ilvl w:val="0"/>
-          <w:numId w:val="1"/>
-        </w:numPr>
-        <w:spacing w:after="0" w:line="262" w:lineRule="auto"/>
-        <w:ind w:hanging="360"/>
+        </w:rPr>
+        <w:t>6. Confidentiality</w:t>
+      </w:r>
+    </w:p>
+    <w:p>
+      <w:pPr>
+        <w:spacing w:after="158"/>
+        <w:ind w:right="51"/>
+      </w:pPr>
+      <w:r>
+        <w:t>Both parties agree to maintain confidentiality of business and technical information.</w:t>
+      </w:r>
+    </w:p>
+    <w:p>
+      <w:pPr>
+        <w:spacing w:after="158"/>
+        <w:ind w:right="51"/>
         <w:rPr>
           <w:b/>
           <w:bCs/>
-          <w:u w:val="single"/>
         </w:rPr>
       </w:pPr>
       <w:r>
         <w:rPr>
           <w:b/>
           <w:bCs/>
-          <w:sz w:val="20"/>
-          <w:u w:val="single"/>
-        </w:rPr>
-        <w:t>A referral benefit of ₹5,000 will be provided for each successful client referral after the referred client completes the initial 50% advance payment.</w:t>
-      </w:r>
-    </w:p>
-    <w:p>
-      <w:pPr>
-        <w:spacing w:after="196" w:line="262" w:lineRule="auto"/>
-        <w:ind w:left="345"/>
-      </w:pPr>
-      <w:r>
-        <w:rPr>
-          <w:b/>
-          <w:sz w:val="24"/>
-          <w:u w:val="single" w:color="000000"/>
-        </w:rPr>
-        <w:t>Account details:</w:t>
-      </w:r>
-      <w:r>
-        <w:rPr>
-          <w:b/>
-          <w:sz w:val="24"/>
-        </w:rPr>
-        <w:t xml:space="preserve">  </w:t>
-      </w:r>
-    </w:p>
-    <w:p>
-      <w:pPr>
-        <w:numPr>
-          <w:ilvl w:val="0"/>
-          <w:numId w:val="2"/>
-        </w:numPr>
-        <w:spacing w:after="0" w:line="265" w:lineRule="auto"/>
-        <w:ind w:hanging="360"/>
-      </w:pPr>
-      <w:r>
-        <w:t xml:space="preserve">Account Number – 10141866247 </w:t>
-      </w:r>
-    </w:p>
-    <w:p>
-      <w:pPr>
-        <w:numPr>
-          <w:ilvl w:val="0"/>
-          <w:numId w:val="2"/>
-        </w:numPr>
-        <w:spacing w:after="0" w:line="265" w:lineRule="auto"/>
-        <w:ind w:hanging="360"/>
-      </w:pPr>
-      <w:proofErr w:type="gramStart"/>
-      <w:r>
-        <w:t>Beneficiary  –</w:t>
-      </w:r>
-      <w:proofErr w:type="gramEnd"/>
-      <w:r>
-        <w:t xml:space="preserve"> </w:t>
+        </w:rPr>
+        <w:t>7. Termination</w:t>
+      </w:r>
+    </w:p>
+    <w:p>
+      <w:pPr>
+        <w:spacing w:after="158"/>
+        <w:ind w:right="51"/>
+      </w:pPr>
+      <w:r>
+        <w:t xml:space="preserve">Amounts paid remain </w:t>
+      </w:r>
+      <w:r>
+        <w:rPr>
+          <w:b/>
+          <w:bCs/>
+        </w:rPr>
+        <w:t>non-refundable</w:t>
+      </w:r>
+      <w:r>
+        <w:t>.</w:t>
+      </w:r>
+    </w:p>
+    <w:p>
+      <w:pPr>
+        <w:spacing w:after="158"/>
+        <w:ind w:right="51"/>
+        <w:rPr>
+          <w:b/>
+          <w:bCs/>
+        </w:rPr>
+      </w:pPr>
+      <w:r>
+        <w:rPr>
+          <w:b/>
+          <w:bCs/>
+        </w:rPr>
+        <w:t>8. Governing Law</w:t>
+      </w:r>
+    </w:p>
+    <w:p>
+      <w:pPr>
+        <w:spacing w:after="158"/>
+        <w:ind w:right="51"/>
+      </w:pPr>
+      <w:r>
+        <w:rPr>
+          <w:b/>
+          <w:bCs/>
+        </w:rPr>
+        <w:t>[JURISDICTION TO BE FILLED]</w:t>
+      </w:r>
+    </w:p>
+    <w:p>
+      <w:pPr>
+        <w:spacing w:after="158"/>
+        <w:ind w:right="51"/>
+        <w:rPr>
+          <w:b/>
+          <w:bCs/>
+        </w:rPr>
+      </w:pPr>
+      <w:r>
+        <w:rPr>
+          <w:b/>
+          <w:bCs/>
+        </w:rPr>
+        <w:t>Signatures</w:t>
+      </w:r>
+    </w:p>
+    <w:p>
+      <w:pPr>
+        <w:spacing w:after="158"/>
+        <w:ind w:right="51"/>
+      </w:pPr>
+      <w:r>
+        <w:t xml:space="preserve">For </w:t>
       </w:r>
       <w:proofErr w:type="spellStart"/>
       <w:r>
@@ -2438,98 +876,39 @@
       </w:r>
       <w:proofErr w:type="spellEnd"/>
       <w:r>
-        <w:t xml:space="preserve"> Consultancy LLP </w:t>
-      </w:r>
-    </w:p>
-    <w:p>
-      <w:pPr>
-        <w:numPr>
-          <w:ilvl w:val="0"/>
-          <w:numId w:val="2"/>
-        </w:numPr>
-        <w:spacing w:after="0" w:line="265" w:lineRule="auto"/>
-        <w:ind w:hanging="360"/>
-      </w:pPr>
-      <w:r>
-        <w:t xml:space="preserve">Bank – IDFC Bank  </w:t>
-      </w:r>
-    </w:p>
-    <w:p>
-      <w:pPr>
-        <w:numPr>
-          <w:ilvl w:val="0"/>
-          <w:numId w:val="2"/>
-        </w:numPr>
-        <w:spacing w:after="129" w:line="265" w:lineRule="auto"/>
-        <w:ind w:hanging="360"/>
-      </w:pPr>
-      <w:r>
-        <w:t xml:space="preserve">IFSC Code – IDFB0021332  </w:t>
-      </w:r>
-    </w:p>
-    <w:p>
-      <w:pPr>
-        <w:spacing w:after="158"/>
-      </w:pPr>
-      <w:r>
-        <w:t xml:space="preserve"> </w:t>
-      </w:r>
-    </w:p>
-    <w:p>
-      <w:pPr>
-        <w:spacing w:after="152" w:line="265" w:lineRule="auto"/>
-        <w:ind w:left="-5" w:hanging="10"/>
-      </w:pPr>
-      <w:r>
-        <w:t xml:space="preserve">We look forward to a successful and rewarding association with you. </w:t>
-      </w:r>
-    </w:p>
-    <w:p>
-      <w:pPr>
-        <w:spacing w:after="158"/>
-      </w:pPr>
-    </w:p>
-    <w:p>
-      <w:pPr>
-        <w:spacing w:after="155" w:line="265" w:lineRule="auto"/>
-        <w:ind w:left="-5" w:hanging="10"/>
-      </w:pPr>
-      <w:r>
-        <w:t xml:space="preserve">Warm Regards </w:t>
-      </w:r>
-    </w:p>
-    <w:p>
-      <w:pPr>
-        <w:spacing w:after="1149" w:line="265" w:lineRule="auto"/>
-        <w:ind w:left="-5" w:hanging="10"/>
-      </w:pPr>
-      <w:r>
-        <w:t xml:space="preserve">For </w:t>
-      </w:r>
-      <w:proofErr w:type="spellStart"/>
-      <w:r>
-        <w:t>Xenelasia</w:t>
-      </w:r>
-      <w:proofErr w:type="spellEnd"/>
-      <w:r>
-        <w:t xml:space="preserve"> Consultancy LLP </w:t>
-      </w:r>
-    </w:p>
-    <w:p>
-      <w:pPr>
-        <w:spacing w:before="18" w:after="0"/>
-      </w:pPr>
-    </w:p>
-    <w:p>
-      <w:pPr>
-        <w:spacing w:after="0"/>
-        <w:rPr>
-          <w:lang w:val="en-US"/>
-        </w:rPr>
-      </w:pPr>
-      <w:r>
-        <w:t xml:space="preserve"> </w:t>
-      </w:r>
+        <w:t xml:space="preserve"> Consultancy LLP</w:t>
+      </w:r>
+      <w:r>
+        <w:br/>
+        <w:t>Name: __________</w:t>
+      </w:r>
+      <w:r>
+        <w:br/>
+        <w:t>Signature: __________</w:t>
+      </w:r>
+    </w:p>
+    <w:p>
+      <w:pPr>
+        <w:spacing w:after="158"/>
+        <w:ind w:right="51"/>
+      </w:pPr>
+      <w:r>
+        <w:t>For Do-It Services</w:t>
+      </w:r>
+      <w:r>
+        <w:br/>
+        <w:t>Name: __________</w:t>
+      </w:r>
+      <w:r>
+        <w:br/>
+        <w:t>Signature: __________</w:t>
+      </w:r>
+    </w:p>
+    <w:p>
+      <w:pPr>
+        <w:spacing w:after="158"/>
+        <w:ind w:right="51"/>
+      </w:pPr>
     </w:p>
     <w:sectPr>
       <w:pgSz w:w="11906" w:h="16838"/>
@@ -2692,6 +1071,155 @@
     </w:lvl>
   </w:abstractNum>
   <w:abstractNum w:abstractNumId="1" w15:restartNumberingAfterBreak="0">
+    <w:nsid w:val="16D6379A"/>
+    <w:multiLevelType w:val="multilevel"/>
+    <w:tmpl w:val="85544AD4"/>
+    <w:lvl w:ilvl="0">
+      <w:start w:val="1"/>
+      <w:numFmt w:val="bullet"/>
+      <w:lvlText w:val=""/>
+      <w:lvlJc w:val="left"/>
+      <w:pPr>
+        <w:tabs>
+          <w:tab w:val="num" w:pos="720"/>
+        </w:tabs>
+        <w:ind w:left="720" w:hanging="360"/>
+      </w:pPr>
+      <w:rPr>
+        <w:rFonts w:ascii="Symbol" w:hAnsi="Symbol" w:hint="default"/>
+        <w:sz w:val="20"/>
+      </w:rPr>
+    </w:lvl>
+    <w:lvl w:ilvl="1" w:tentative="1">
+      <w:start w:val="1"/>
+      <w:numFmt w:val="bullet"/>
+      <w:lvlText w:val="o"/>
+      <w:lvlJc w:val="left"/>
+      <w:pPr>
+        <w:tabs>
+          <w:tab w:val="num" w:pos="1440"/>
+        </w:tabs>
+        <w:ind w:left="1440" w:hanging="360"/>
+      </w:pPr>
+      <w:rPr>
+        <w:rFonts w:ascii="Courier New" w:hAnsi="Courier New" w:hint="default"/>
+        <w:sz w:val="20"/>
+      </w:rPr>
+    </w:lvl>
+    <w:lvl w:ilvl="2" w:tentative="1">
+      <w:start w:val="1"/>
+      <w:numFmt w:val="bullet"/>
+      <w:lvlText w:val=""/>
+      <w:lvlJc w:val="left"/>
+      <w:pPr>
+        <w:tabs>
+          <w:tab w:val="num" w:pos="2160"/>
+        </w:tabs>
+        <w:ind w:left="2160" w:hanging="360"/>
+      </w:pPr>
+      <w:rPr>
+        <w:rFonts w:ascii="Wingdings" w:hAnsi="Wingdings" w:hint="default"/>
+        <w:sz w:val="20"/>
+      </w:rPr>
+    </w:lvl>
+    <w:lvl w:ilvl="3" w:tentative="1">
+      <w:start w:val="1"/>
+      <w:numFmt w:val="bullet"/>
+      <w:lvlText w:val=""/>
+      <w:lvlJc w:val="left"/>
+      <w:pPr>
+        <w:tabs>
+          <w:tab w:val="num" w:pos="2880"/>
+        </w:tabs>
+        <w:ind w:left="2880" w:hanging="360"/>
+      </w:pPr>
+      <w:rPr>
+        <w:rFonts w:ascii="Wingdings" w:hAnsi="Wingdings" w:hint="default"/>
+        <w:sz w:val="20"/>
+      </w:rPr>
+    </w:lvl>
+    <w:lvl w:ilvl="4" w:tentative="1">
+      <w:start w:val="1"/>
+      <w:numFmt w:val="bullet"/>
+      <w:lvlText w:val=""/>
+      <w:lvlJc w:val="left"/>
+      <w:pPr>
+        <w:tabs>
+          <w:tab w:val="num" w:pos="3600"/>
+        </w:tabs>
+        <w:ind w:left="3600" w:hanging="360"/>
+      </w:pPr>
+      <w:rPr>
+        <w:rFonts w:ascii="Wingdings" w:hAnsi="Wingdings" w:hint="default"/>
+        <w:sz w:val="20"/>
+      </w:rPr>
+    </w:lvl>
+    <w:lvl w:ilvl="5" w:tentative="1">
+      <w:start w:val="1"/>
+      <w:numFmt w:val="bullet"/>
+      <w:lvlText w:val=""/>
+      <w:lvlJc w:val="left"/>
+      <w:pPr>
+        <w:tabs>
+          <w:tab w:val="num" w:pos="4320"/>
+        </w:tabs>
+        <w:ind w:left="4320" w:hanging="360"/>
+      </w:pPr>
+      <w:rPr>
+        <w:rFonts w:ascii="Wingdings" w:hAnsi="Wingdings" w:hint="default"/>
+        <w:sz w:val="20"/>
+      </w:rPr>
+    </w:lvl>
+    <w:lvl w:ilvl="6" w:tentative="1">
+      <w:start w:val="1"/>
+      <w:numFmt w:val="bullet"/>
+      <w:lvlText w:val=""/>
+      <w:lvlJc w:val="left"/>
+      <w:pPr>
+        <w:tabs>
+          <w:tab w:val="num" w:pos="5040"/>
+        </w:tabs>
+        <w:ind w:left="5040" w:hanging="360"/>
+      </w:pPr>
+      <w:rPr>
+        <w:rFonts w:ascii="Wingdings" w:hAnsi="Wingdings" w:hint="default"/>
+        <w:sz w:val="20"/>
+      </w:rPr>
+    </w:lvl>
+    <w:lvl w:ilvl="7" w:tentative="1">
+      <w:start w:val="1"/>
+      <w:numFmt w:val="bullet"/>
+      <w:lvlText w:val=""/>
+      <w:lvlJc w:val="left"/>
+      <w:pPr>
+        <w:tabs>
+          <w:tab w:val="num" w:pos="5760"/>
+        </w:tabs>
+        <w:ind w:left="5760" w:hanging="360"/>
+      </w:pPr>
+      <w:rPr>
+        <w:rFonts w:ascii="Wingdings" w:hAnsi="Wingdings" w:hint="default"/>
+        <w:sz w:val="20"/>
+      </w:rPr>
+    </w:lvl>
+    <w:lvl w:ilvl="8" w:tentative="1">
+      <w:start w:val="1"/>
+      <w:numFmt w:val="bullet"/>
+      <w:lvlText w:val=""/>
+      <w:lvlJc w:val="left"/>
+      <w:pPr>
+        <w:tabs>
+          <w:tab w:val="num" w:pos="6480"/>
+        </w:tabs>
+        <w:ind w:left="6480" w:hanging="360"/>
+      </w:pPr>
+      <w:rPr>
+        <w:rFonts w:ascii="Wingdings" w:hAnsi="Wingdings" w:hint="default"/>
+        <w:sz w:val="20"/>
+      </w:rPr>
+    </w:lvl>
+  </w:abstractNum>
+  <w:abstractNum w:abstractNumId="2" w15:restartNumberingAfterBreak="0">
     <w:nsid w:val="30FF5915"/>
     <w:multiLevelType w:val="hybridMultilevel"/>
     <w:tmpl w:val="88AA66B8"/>
@@ -2903,7 +1431,7 @@
       </w:rPr>
     </w:lvl>
   </w:abstractNum>
-  <w:abstractNum w:abstractNumId="2" w15:restartNumberingAfterBreak="0">
+  <w:abstractNum w:abstractNumId="3" w15:restartNumberingAfterBreak="0">
     <w:nsid w:val="407F18A6"/>
     <w:multiLevelType w:val="multilevel"/>
     <w:tmpl w:val="B66E3772"/>
@@ -3052,7 +1580,7 @@
       </w:rPr>
     </w:lvl>
   </w:abstractNum>
-  <w:abstractNum w:abstractNumId="3" w15:restartNumberingAfterBreak="0">
+  <w:abstractNum w:abstractNumId="4" w15:restartNumberingAfterBreak="0">
     <w:nsid w:val="4A1663CC"/>
     <w:multiLevelType w:val="multilevel"/>
     <w:tmpl w:val="C4B287C4"/>
@@ -3201,7 +1729,7 @@
       </w:rPr>
     </w:lvl>
   </w:abstractNum>
-  <w:abstractNum w:abstractNumId="4" w15:restartNumberingAfterBreak="0">
+  <w:abstractNum w:abstractNumId="5" w15:restartNumberingAfterBreak="0">
     <w:nsid w:val="51E46699"/>
     <w:multiLevelType w:val="multilevel"/>
     <w:tmpl w:val="7A4AD4D8"/>
@@ -3350,7 +1878,7 @@
       </w:rPr>
     </w:lvl>
   </w:abstractNum>
-  <w:abstractNum w:abstractNumId="5" w15:restartNumberingAfterBreak="0">
+  <w:abstractNum w:abstractNumId="6" w15:restartNumberingAfterBreak="0">
     <w:nsid w:val="61E56499"/>
     <w:multiLevelType w:val="multilevel"/>
     <w:tmpl w:val="3F8421CC"/>
@@ -3499,7 +2027,7 @@
       </w:rPr>
     </w:lvl>
   </w:abstractNum>
-  <w:abstractNum w:abstractNumId="6" w15:restartNumberingAfterBreak="0">
+  <w:abstractNum w:abstractNumId="7" w15:restartNumberingAfterBreak="0">
     <w:nsid w:val="704D1AF6"/>
     <w:multiLevelType w:val="hybridMultilevel"/>
     <w:tmpl w:val="B0EE165C"/>
@@ -3711,26 +2239,333 @@
       </w:rPr>
     </w:lvl>
   </w:abstractNum>
+  <w:abstractNum w:abstractNumId="8" w15:restartNumberingAfterBreak="0">
+    <w:nsid w:val="74F52468"/>
+    <w:multiLevelType w:val="multilevel"/>
+    <w:tmpl w:val="E5FEFDA6"/>
+    <w:lvl w:ilvl="0">
+      <w:start w:val="1"/>
+      <w:numFmt w:val="bullet"/>
+      <w:lvlText w:val=""/>
+      <w:lvlJc w:val="left"/>
+      <w:pPr>
+        <w:tabs>
+          <w:tab w:val="num" w:pos="720"/>
+        </w:tabs>
+        <w:ind w:left="720" w:hanging="360"/>
+      </w:pPr>
+      <w:rPr>
+        <w:rFonts w:ascii="Symbol" w:hAnsi="Symbol" w:hint="default"/>
+        <w:sz w:val="20"/>
+      </w:rPr>
+    </w:lvl>
+    <w:lvl w:ilvl="1" w:tentative="1">
+      <w:start w:val="1"/>
+      <w:numFmt w:val="bullet"/>
+      <w:lvlText w:val="o"/>
+      <w:lvlJc w:val="left"/>
+      <w:pPr>
+        <w:tabs>
+          <w:tab w:val="num" w:pos="1440"/>
+        </w:tabs>
+        <w:ind w:left="1440" w:hanging="360"/>
+      </w:pPr>
+      <w:rPr>
+        <w:rFonts w:ascii="Courier New" w:hAnsi="Courier New" w:hint="default"/>
+        <w:sz w:val="20"/>
+      </w:rPr>
+    </w:lvl>
+    <w:lvl w:ilvl="2" w:tentative="1">
+      <w:start w:val="1"/>
+      <w:numFmt w:val="bullet"/>
+      <w:lvlText w:val=""/>
+      <w:lvlJc w:val="left"/>
+      <w:pPr>
+        <w:tabs>
+          <w:tab w:val="num" w:pos="2160"/>
+        </w:tabs>
+        <w:ind w:left="2160" w:hanging="360"/>
+      </w:pPr>
+      <w:rPr>
+        <w:rFonts w:ascii="Wingdings" w:hAnsi="Wingdings" w:hint="default"/>
+        <w:sz w:val="20"/>
+      </w:rPr>
+    </w:lvl>
+    <w:lvl w:ilvl="3" w:tentative="1">
+      <w:start w:val="1"/>
+      <w:numFmt w:val="bullet"/>
+      <w:lvlText w:val=""/>
+      <w:lvlJc w:val="left"/>
+      <w:pPr>
+        <w:tabs>
+          <w:tab w:val="num" w:pos="2880"/>
+        </w:tabs>
+        <w:ind w:left="2880" w:hanging="360"/>
+      </w:pPr>
+      <w:rPr>
+        <w:rFonts w:ascii="Wingdings" w:hAnsi="Wingdings" w:hint="default"/>
+        <w:sz w:val="20"/>
+      </w:rPr>
+    </w:lvl>
+    <w:lvl w:ilvl="4" w:tentative="1">
+      <w:start w:val="1"/>
+      <w:numFmt w:val="bullet"/>
+      <w:lvlText w:val=""/>
+      <w:lvlJc w:val="left"/>
+      <w:pPr>
+        <w:tabs>
+          <w:tab w:val="num" w:pos="3600"/>
+        </w:tabs>
+        <w:ind w:left="3600" w:hanging="360"/>
+      </w:pPr>
+      <w:rPr>
+        <w:rFonts w:ascii="Wingdings" w:hAnsi="Wingdings" w:hint="default"/>
+        <w:sz w:val="20"/>
+      </w:rPr>
+    </w:lvl>
+    <w:lvl w:ilvl="5" w:tentative="1">
+      <w:start w:val="1"/>
+      <w:numFmt w:val="bullet"/>
+      <w:lvlText w:val=""/>
+      <w:lvlJc w:val="left"/>
+      <w:pPr>
+        <w:tabs>
+          <w:tab w:val="num" w:pos="4320"/>
+        </w:tabs>
+        <w:ind w:left="4320" w:hanging="360"/>
+      </w:pPr>
+      <w:rPr>
+        <w:rFonts w:ascii="Wingdings" w:hAnsi="Wingdings" w:hint="default"/>
+        <w:sz w:val="20"/>
+      </w:rPr>
+    </w:lvl>
+    <w:lvl w:ilvl="6" w:tentative="1">
+      <w:start w:val="1"/>
+      <w:numFmt w:val="bullet"/>
+      <w:lvlText w:val=""/>
+      <w:lvlJc w:val="left"/>
+      <w:pPr>
+        <w:tabs>
+          <w:tab w:val="num" w:pos="5040"/>
+        </w:tabs>
+        <w:ind w:left="5040" w:hanging="360"/>
+      </w:pPr>
+      <w:rPr>
+        <w:rFonts w:ascii="Wingdings" w:hAnsi="Wingdings" w:hint="default"/>
+        <w:sz w:val="20"/>
+      </w:rPr>
+    </w:lvl>
+    <w:lvl w:ilvl="7" w:tentative="1">
+      <w:start w:val="1"/>
+      <w:numFmt w:val="bullet"/>
+      <w:lvlText w:val=""/>
+      <w:lvlJc w:val="left"/>
+      <w:pPr>
+        <w:tabs>
+          <w:tab w:val="num" w:pos="5760"/>
+        </w:tabs>
+        <w:ind w:left="5760" w:hanging="360"/>
+      </w:pPr>
+      <w:rPr>
+        <w:rFonts w:ascii="Wingdings" w:hAnsi="Wingdings" w:hint="default"/>
+        <w:sz w:val="20"/>
+      </w:rPr>
+    </w:lvl>
+    <w:lvl w:ilvl="8" w:tentative="1">
+      <w:start w:val="1"/>
+      <w:numFmt w:val="bullet"/>
+      <w:lvlText w:val=""/>
+      <w:lvlJc w:val="left"/>
+      <w:pPr>
+        <w:tabs>
+          <w:tab w:val="num" w:pos="6480"/>
+        </w:tabs>
+        <w:ind w:left="6480" w:hanging="360"/>
+      </w:pPr>
+      <w:rPr>
+        <w:rFonts w:ascii="Wingdings" w:hAnsi="Wingdings" w:hint="default"/>
+        <w:sz w:val="20"/>
+      </w:rPr>
+    </w:lvl>
+  </w:abstractNum>
+  <w:abstractNum w:abstractNumId="9" w15:restartNumberingAfterBreak="0">
+    <w:nsid w:val="78FD5FBD"/>
+    <w:multiLevelType w:val="multilevel"/>
+    <w:tmpl w:val="3852FFA6"/>
+    <w:lvl w:ilvl="0">
+      <w:start w:val="1"/>
+      <w:numFmt w:val="bullet"/>
+      <w:lvlText w:val=""/>
+      <w:lvlJc w:val="left"/>
+      <w:pPr>
+        <w:tabs>
+          <w:tab w:val="num" w:pos="720"/>
+        </w:tabs>
+        <w:ind w:left="720" w:hanging="360"/>
+      </w:pPr>
+      <w:rPr>
+        <w:rFonts w:ascii="Symbol" w:hAnsi="Symbol" w:hint="default"/>
+        <w:sz w:val="20"/>
+      </w:rPr>
+    </w:lvl>
+    <w:lvl w:ilvl="1" w:tentative="1">
+      <w:start w:val="1"/>
+      <w:numFmt w:val="bullet"/>
+      <w:lvlText w:val="o"/>
+      <w:lvlJc w:val="left"/>
+      <w:pPr>
+        <w:tabs>
+          <w:tab w:val="num" w:pos="1440"/>
+        </w:tabs>
+        <w:ind w:left="1440" w:hanging="360"/>
+      </w:pPr>
+      <w:rPr>
+        <w:rFonts w:ascii="Courier New" w:hAnsi="Courier New" w:hint="default"/>
+        <w:sz w:val="20"/>
+      </w:rPr>
+    </w:lvl>
+    <w:lvl w:ilvl="2" w:tentative="1">
+      <w:start w:val="1"/>
+      <w:numFmt w:val="bullet"/>
+      <w:lvlText w:val=""/>
+      <w:lvlJc w:val="left"/>
+      <w:pPr>
+        <w:tabs>
+          <w:tab w:val="num" w:pos="2160"/>
+        </w:tabs>
+        <w:ind w:left="2160" w:hanging="360"/>
+      </w:pPr>
+      <w:rPr>
+        <w:rFonts w:ascii="Wingdings" w:hAnsi="Wingdings" w:hint="default"/>
+        <w:sz w:val="20"/>
+      </w:rPr>
+    </w:lvl>
+    <w:lvl w:ilvl="3" w:tentative="1">
+      <w:start w:val="1"/>
+      <w:numFmt w:val="bullet"/>
+      <w:lvlText w:val=""/>
+      <w:lvlJc w:val="left"/>
+      <w:pPr>
+        <w:tabs>
+          <w:tab w:val="num" w:pos="2880"/>
+        </w:tabs>
+        <w:ind w:left="2880" w:hanging="360"/>
+      </w:pPr>
+      <w:rPr>
+        <w:rFonts w:ascii="Wingdings" w:hAnsi="Wingdings" w:hint="default"/>
+        <w:sz w:val="20"/>
+      </w:rPr>
+    </w:lvl>
+    <w:lvl w:ilvl="4" w:tentative="1">
+      <w:start w:val="1"/>
+      <w:numFmt w:val="bullet"/>
+      <w:lvlText w:val=""/>
+      <w:lvlJc w:val="left"/>
+      <w:pPr>
+        <w:tabs>
+          <w:tab w:val="num" w:pos="3600"/>
+        </w:tabs>
+        <w:ind w:left="3600" w:hanging="360"/>
+      </w:pPr>
+      <w:rPr>
+        <w:rFonts w:ascii="Wingdings" w:hAnsi="Wingdings" w:hint="default"/>
+        <w:sz w:val="20"/>
+      </w:rPr>
+    </w:lvl>
+    <w:lvl w:ilvl="5" w:tentative="1">
+      <w:start w:val="1"/>
+      <w:numFmt w:val="bullet"/>
+      <w:lvlText w:val=""/>
+      <w:lvlJc w:val="left"/>
+      <w:pPr>
+        <w:tabs>
+          <w:tab w:val="num" w:pos="4320"/>
+        </w:tabs>
+        <w:ind w:left="4320" w:hanging="360"/>
+      </w:pPr>
+      <w:rPr>
+        <w:rFonts w:ascii="Wingdings" w:hAnsi="Wingdings" w:hint="default"/>
+        <w:sz w:val="20"/>
+      </w:rPr>
+    </w:lvl>
+    <w:lvl w:ilvl="6" w:tentative="1">
+      <w:start w:val="1"/>
+      <w:numFmt w:val="bullet"/>
+      <w:lvlText w:val=""/>
+      <w:lvlJc w:val="left"/>
+      <w:pPr>
+        <w:tabs>
+          <w:tab w:val="num" w:pos="5040"/>
+        </w:tabs>
+        <w:ind w:left="5040" w:hanging="360"/>
+      </w:pPr>
+      <w:rPr>
+        <w:rFonts w:ascii="Wingdings" w:hAnsi="Wingdings" w:hint="default"/>
+        <w:sz w:val="20"/>
+      </w:rPr>
+    </w:lvl>
+    <w:lvl w:ilvl="7" w:tentative="1">
+      <w:start w:val="1"/>
+      <w:numFmt w:val="bullet"/>
+      <w:lvlText w:val=""/>
+      <w:lvlJc w:val="left"/>
+      <w:pPr>
+        <w:tabs>
+          <w:tab w:val="num" w:pos="5760"/>
+        </w:tabs>
+        <w:ind w:left="5760" w:hanging="360"/>
+      </w:pPr>
+      <w:rPr>
+        <w:rFonts w:ascii="Wingdings" w:hAnsi="Wingdings" w:hint="default"/>
+        <w:sz w:val="20"/>
+      </w:rPr>
+    </w:lvl>
+    <w:lvl w:ilvl="8" w:tentative="1">
+      <w:start w:val="1"/>
+      <w:numFmt w:val="bullet"/>
+      <w:lvlText w:val=""/>
+      <w:lvlJc w:val="left"/>
+      <w:pPr>
+        <w:tabs>
+          <w:tab w:val="num" w:pos="6480"/>
+        </w:tabs>
+        <w:ind w:left="6480" w:hanging="360"/>
+      </w:pPr>
+      <w:rPr>
+        <w:rFonts w:ascii="Wingdings" w:hAnsi="Wingdings" w:hint="default"/>
+        <w:sz w:val="20"/>
+      </w:rPr>
+    </w:lvl>
+  </w:abstractNum>
   <w:num w:numId="1" w16cid:durableId="1466199501">
-    <w:abstractNumId w:val="6"/>
+    <w:abstractNumId w:val="7"/>
   </w:num>
   <w:num w:numId="2" w16cid:durableId="539627889">
-    <w:abstractNumId w:val="1"/>
+    <w:abstractNumId w:val="2"/>
   </w:num>
   <w:num w:numId="3" w16cid:durableId="1891990214">
+    <w:abstractNumId w:val="4"/>
+  </w:num>
+  <w:num w:numId="4" w16cid:durableId="820584935">
     <w:abstractNumId w:val="3"/>
   </w:num>
-  <w:num w:numId="4" w16cid:durableId="820584935">
-    <w:abstractNumId w:val="2"/>
-  </w:num>
   <w:num w:numId="5" w16cid:durableId="168302316">
-    <w:abstractNumId w:val="5"/>
+    <w:abstractNumId w:val="6"/>
   </w:num>
   <w:num w:numId="6" w16cid:durableId="81489365">
     <w:abstractNumId w:val="0"/>
   </w:num>
   <w:num w:numId="7" w16cid:durableId="58022881">
-    <w:abstractNumId w:val="4"/>
+    <w:abstractNumId w:val="5"/>
+  </w:num>
+  <w:num w:numId="8" w16cid:durableId="148445675">
+    <w:abstractNumId w:val="1"/>
+  </w:num>
+  <w:num w:numId="9" w16cid:durableId="1140197482">
+    <w:abstractNumId w:val="8"/>
+  </w:num>
+  <w:num w:numId="10" w16cid:durableId="516313206">
+    <w:abstractNumId w:val="9"/>
   </w:num>
 </w:numbering>
 </file>
@@ -4188,6 +3023,28 @@
       <w:szCs w:val="26"/>
     </w:rPr>
   </w:style>
+  <w:style w:type="paragraph" w:styleId="Heading3">
+    <w:name w:val="heading 3"/>
+    <w:basedOn w:val="Normal"/>
+    <w:next w:val="Normal"/>
+    <w:link w:val="Heading3Char"/>
+    <w:uiPriority w:val="9"/>
+    <w:semiHidden/>
+    <w:unhideWhenUsed/>
+    <w:qFormat/>
+    <w:rsid w:val="001B5347"/>
+    <w:pPr>
+      <w:keepNext/>
+      <w:keepLines/>
+      <w:spacing w:before="40" w:after="0"/>
+      <w:outlineLvl w:val="2"/>
+    </w:pPr>
+    <w:rPr>
+      <w:rFonts w:asciiTheme="majorHAnsi" w:eastAsiaTheme="majorEastAsia" w:hAnsiTheme="majorHAnsi" w:cstheme="majorBidi"/>
+      <w:color w:val="0A2F40" w:themeColor="accent1" w:themeShade="7F"/>
+      <w:sz w:val="24"/>
+    </w:rPr>
+  </w:style>
   <w:style w:type="character" w:default="1" w:styleId="DefaultParagraphFont">
     <w:name w:val="Default Paragraph Font"/>
     <w:uiPriority w:val="1"/>
@@ -4269,6 +3126,18 @@
       <w:color w:val="0F4761" w:themeColor="accent1" w:themeShade="BF"/>
       <w:sz w:val="26"/>
       <w:szCs w:val="26"/>
+    </w:rPr>
+  </w:style>
+  <w:style w:type="character" w:customStyle="1" w:styleId="Heading3Char">
+    <w:name w:val="Heading 3 Char"/>
+    <w:basedOn w:val="DefaultParagraphFont"/>
+    <w:link w:val="Heading3"/>
+    <w:uiPriority w:val="9"/>
+    <w:semiHidden/>
+    <w:rsid w:val="001B5347"/>
+    <w:rPr>
+      <w:rFonts w:asciiTheme="majorHAnsi" w:eastAsiaTheme="majorEastAsia" w:hAnsiTheme="majorHAnsi" w:cstheme="majorBidi"/>
+      <w:color w:val="0A2F40" w:themeColor="accent1" w:themeShade="7F"/>
     </w:rPr>
   </w:style>
 </w:styles>
